--- a/entregables/CATALOGO_TERRITORIAL_DGSPYT.docx
+++ b/entregables/CATALOGO_TERRITORIAL_DGSPYT.docx
@@ -920,7 +920,7 @@
                 <w:color w:val="7A1327"/>
                 <w:sz w:val="18"/>
               </w:rPr>
-              <w:t>Ecatepec</w:t>
+              <w:t>Valle Toluca</w:t>
             </w:r>
           </w:p>
         </w:tc>
@@ -942,7 +942,7 @@
                 <w:color w:val="596573"/>
                 <w:sz w:val="18"/>
               </w:rPr>
-              <w:t>Circuito Exterior Mexiquense</w:t>
+              <w:t>Santiago Tianguistenco</w:t>
             </w:r>
           </w:p>
         </w:tc>
@@ -964,7 +964,7 @@
                 <w:color w:val="16202C"/>
                 <w:sz w:val="18"/>
               </w:rPr>
-              <w:t>Tultepec</w:t>
+              <w:t>Chapultepec</w:t>
             </w:r>
           </w:p>
         </w:tc>
@@ -1007,7 +1007,6 @@
                 <w:color w:val="596573"/>
                 <w:sz w:val="18"/>
               </w:rPr>
-              <w:t>Ecatepec</w:t>
             </w:r>
           </w:p>
         </w:tc>
@@ -1028,7 +1027,7 @@
                 <w:color w:val="16202C"/>
                 <w:sz w:val="18"/>
               </w:rPr>
-              <w:t>Acolman</w:t>
+              <w:t>Jalatlaco</w:t>
             </w:r>
           </w:p>
         </w:tc>
@@ -1091,7 +1090,7 @@
                 <w:color w:val="16202C"/>
                 <w:sz w:val="18"/>
               </w:rPr>
-              <w:t>Ecatepec de Morelos</w:t>
+              <w:t>Mexicaltzingo</w:t>
             </w:r>
           </w:p>
         </w:tc>
@@ -1154,7 +1153,7 @@
                 <w:color w:val="16202C"/>
                 <w:sz w:val="18"/>
               </w:rPr>
-              <w:t>Tecámac</w:t>
+              <w:t>Ocoyoacac</w:t>
             </w:r>
           </w:p>
         </w:tc>
@@ -1197,7 +1196,6 @@
                 <w:color w:val="596573"/>
                 <w:sz w:val="18"/>
               </w:rPr>
-              <w:t>Zumpango</w:t>
             </w:r>
           </w:p>
         </w:tc>
@@ -1218,7 +1216,7 @@
                 <w:color w:val="16202C"/>
                 <w:sz w:val="18"/>
               </w:rPr>
-              <w:t>Apaxco</w:t>
+              <w:t>San Mateo Atenco</w:t>
             </w:r>
           </w:p>
         </w:tc>
@@ -1281,7 +1279,7 @@
                 <w:color w:val="16202C"/>
                 <w:sz w:val="18"/>
               </w:rPr>
-              <w:t>Coacalco de Berriozábal</w:t>
+              <w:t>Tianguistenco</w:t>
             </w:r>
           </w:p>
         </w:tc>
@@ -1324,6 +1322,7 @@
                 <w:color w:val="596573"/>
                 <w:sz w:val="18"/>
               </w:rPr>
+              <w:t>Valle Toluca</w:t>
             </w:r>
           </w:p>
         </w:tc>
@@ -1344,7 +1343,7 @@
                 <w:color w:val="16202C"/>
                 <w:sz w:val="18"/>
               </w:rPr>
-              <w:t>Coyotepec</w:t>
+              <w:t>Almoloya de Juárez</w:t>
             </w:r>
           </w:p>
         </w:tc>
@@ -1407,7 +1406,7 @@
                 <w:color w:val="16202C"/>
                 <w:sz w:val="18"/>
               </w:rPr>
-              <w:t>Huehuetoca</w:t>
+              <w:t>Metepec</w:t>
             </w:r>
           </w:p>
         </w:tc>
@@ -1470,7 +1469,7 @@
                 <w:color w:val="16202C"/>
                 <w:sz w:val="18"/>
               </w:rPr>
-              <w:t>Jaltenco</w:t>
+              <w:t>Otzolotepec</w:t>
             </w:r>
           </w:p>
         </w:tc>
@@ -1533,7 +1532,7 @@
                 <w:color w:val="16202C"/>
                 <w:sz w:val="18"/>
               </w:rPr>
-              <w:t>Tonanitla</w:t>
+              <w:t>Temoaya</w:t>
             </w:r>
           </w:p>
         </w:tc>
@@ -1596,7 +1595,7 @@
                 <w:color w:val="16202C"/>
                 <w:sz w:val="18"/>
               </w:rPr>
-              <w:t>Zumpango</w:t>
+              <w:t>Toluca</w:t>
             </w:r>
           </w:p>
         </w:tc>
@@ -1639,7 +1638,6 @@
                 <w:color w:val="596573"/>
                 <w:sz w:val="18"/>
               </w:rPr>
-              <w:t>Sin Subdirección Declarada</w:t>
             </w:r>
           </w:p>
         </w:tc>
@@ -1660,7 +1658,7 @@
                 <w:color w:val="16202C"/>
                 <w:sz w:val="18"/>
               </w:rPr>
-              <w:t>Hueypoxtla (v)</w:t>
+              <w:t>Zinacatepec</w:t>
             </w:r>
           </w:p>
         </w:tc>
@@ -1703,6 +1701,7 @@
                 <w:color w:val="596573"/>
                 <w:sz w:val="18"/>
               </w:rPr>
+              <w:t>Sin Subdirección Declarada</w:t>
             </w:r>
           </w:p>
         </w:tc>
@@ -1723,7 +1722,7 @@
                 <w:color w:val="16202C"/>
                 <w:sz w:val="18"/>
               </w:rPr>
-              <w:t>Melchor Ocampo (v)</w:t>
+              <w:t>Capulhuac (v)</w:t>
             </w:r>
           </w:p>
         </w:tc>
@@ -1786,7 +1785,7 @@
                 <w:color w:val="16202C"/>
                 <w:sz w:val="18"/>
               </w:rPr>
-              <w:t>Nextlalpan (v)</w:t>
+              <w:t>Lerma (v)</w:t>
             </w:r>
           </w:p>
         </w:tc>
@@ -1849,7 +1848,7 @@
                 <w:color w:val="16202C"/>
                 <w:sz w:val="18"/>
               </w:rPr>
-              <w:t>Tequixquiac (v)</w:t>
+              <w:t>San Antonio La Isla (v)</w:t>
             </w:r>
           </w:p>
         </w:tc>
@@ -1858,7 +1857,6 @@
         <w:tc>
           <w:tcPr>
             <w:tcW w:type="dxa" w:w="1644"/>
-            <w:shd w:val="clear" w:fill="F2F4F7"/>
           </w:tcPr>
           <w:p>
             <w:pPr>
@@ -1873,7 +1871,71 @@
                 <w:color w:val="7A1327"/>
                 <w:sz w:val="18"/>
               </w:rPr>
-              <w:t>Valle Toluca</w:t>
+            </w:r>
+          </w:p>
+        </w:tc>
+        <w:tc>
+          <w:tcPr>
+            <w:tcW w:type="dxa" w:w="1474"/>
+          </w:tcPr>
+          <w:p>
+            <w:pPr>
+              <w:spacing w:before="20" w:after="20"/>
+              <w:jc w:val="left"/>
+            </w:pPr>
+            <w:r/>
+            <w:r>
+              <w:rPr>
+                <w:rFonts w:ascii="Calibri" w:hAnsi="Calibri"/>
+                <w:b w:val="0"/>
+                <w:color w:val="596573"/>
+                <w:sz w:val="18"/>
+              </w:rPr>
+            </w:r>
+          </w:p>
+        </w:tc>
+        <w:tc>
+          <w:tcPr>
+            <w:tcW w:type="dxa" w:w="1871"/>
+          </w:tcPr>
+          <w:p>
+            <w:pPr>
+              <w:spacing w:before="20" w:after="20"/>
+              <w:jc w:val="left"/>
+            </w:pPr>
+            <w:r/>
+            <w:r>
+              <w:rPr>
+                <w:rFonts w:ascii="Calibri" w:hAnsi="Calibri"/>
+                <w:b w:val="0"/>
+                <w:color w:val="16202C"/>
+                <w:sz w:val="18"/>
+              </w:rPr>
+              <w:t>Xonacatlán (v)</w:t>
+            </w:r>
+          </w:p>
+        </w:tc>
+      </w:tr>
+      <w:tr>
+        <w:tc>
+          <w:tcPr>
+            <w:tcW w:type="dxa" w:w="1644"/>
+            <w:shd w:val="clear" w:fill="F2F4F7"/>
+          </w:tcPr>
+          <w:p>
+            <w:pPr>
+              <w:spacing w:before="20" w:after="20"/>
+              <w:jc w:val="left"/>
+            </w:pPr>
+            <w:r/>
+            <w:r>
+              <w:rPr>
+                <w:rFonts w:ascii="Calibri" w:hAnsi="Calibri"/>
+                <w:b/>
+                <w:color w:val="7A1327"/>
+                <w:sz w:val="18"/>
+              </w:rPr>
+              <w:t>Ecatepec</w:t>
             </w:r>
           </w:p>
         </w:tc>
@@ -1895,7 +1957,7 @@
                 <w:color w:val="596573"/>
                 <w:sz w:val="18"/>
               </w:rPr>
-              <w:t>Santiago Tianguistenco</w:t>
+              <w:t>Circuito Exterior Mexiquense</w:t>
             </w:r>
           </w:p>
         </w:tc>
@@ -1917,7 +1979,7 @@
                 <w:color w:val="16202C"/>
                 <w:sz w:val="18"/>
               </w:rPr>
-              <w:t>Chapultepec</w:t>
+              <w:t>Tultepec</w:t>
             </w:r>
           </w:p>
         </w:tc>
@@ -1960,6 +2022,7 @@
                 <w:color w:val="596573"/>
                 <w:sz w:val="18"/>
               </w:rPr>
+              <w:t>Ecatepec</w:t>
             </w:r>
           </w:p>
         </w:tc>
@@ -1980,7 +2043,7 @@
                 <w:color w:val="16202C"/>
                 <w:sz w:val="18"/>
               </w:rPr>
-              <w:t>Jalatlaco</w:t>
+              <w:t>Acolman</w:t>
             </w:r>
           </w:p>
         </w:tc>
@@ -2043,7 +2106,7 @@
                 <w:color w:val="16202C"/>
                 <w:sz w:val="18"/>
               </w:rPr>
-              <w:t>Mexicaltzingo</w:t>
+              <w:t>Ecatepec de Morelos</w:t>
             </w:r>
           </w:p>
         </w:tc>
@@ -2106,7 +2169,7 @@
                 <w:color w:val="16202C"/>
                 <w:sz w:val="18"/>
               </w:rPr>
-              <w:t>Ocoyoacac</w:t>
+              <w:t>Tecámac</w:t>
             </w:r>
           </w:p>
         </w:tc>
@@ -2149,6 +2212,7 @@
                 <w:color w:val="596573"/>
                 <w:sz w:val="18"/>
               </w:rPr>
+              <w:t>Zumpango</w:t>
             </w:r>
           </w:p>
         </w:tc>
@@ -2169,7 +2233,7 @@
                 <w:color w:val="16202C"/>
                 <w:sz w:val="18"/>
               </w:rPr>
-              <w:t>San Mateo Atenco</w:t>
+              <w:t>Apaxco</w:t>
             </w:r>
           </w:p>
         </w:tc>
@@ -2232,7 +2296,7 @@
                 <w:color w:val="16202C"/>
                 <w:sz w:val="18"/>
               </w:rPr>
-              <w:t>Tianguistenco</w:t>
+              <w:t>Coacalco de Berriozábal</w:t>
             </w:r>
           </w:p>
         </w:tc>
@@ -2275,7 +2339,6 @@
                 <w:color w:val="596573"/>
                 <w:sz w:val="18"/>
               </w:rPr>
-              <w:t>Valle Toluca</w:t>
             </w:r>
           </w:p>
         </w:tc>
@@ -2296,7 +2359,7 @@
                 <w:color w:val="16202C"/>
                 <w:sz w:val="18"/>
               </w:rPr>
-              <w:t>Almoloya de Juárez</w:t>
+              <w:t>Coyotepec</w:t>
             </w:r>
           </w:p>
         </w:tc>
@@ -2359,7 +2422,7 @@
                 <w:color w:val="16202C"/>
                 <w:sz w:val="18"/>
               </w:rPr>
-              <w:t>Metepec</w:t>
+              <w:t>Huehuetoca</w:t>
             </w:r>
           </w:p>
         </w:tc>
@@ -2422,7 +2485,7 @@
                 <w:color w:val="16202C"/>
                 <w:sz w:val="18"/>
               </w:rPr>
-              <w:t>Otzolotepec</w:t>
+              <w:t>Jaltenco</w:t>
             </w:r>
           </w:p>
         </w:tc>
@@ -2485,7 +2548,7 @@
                 <w:color w:val="16202C"/>
                 <w:sz w:val="18"/>
               </w:rPr>
-              <w:t>Temoaya</w:t>
+              <w:t>Tonanitla</w:t>
             </w:r>
           </w:p>
         </w:tc>
@@ -2548,7 +2611,7 @@
                 <w:color w:val="16202C"/>
                 <w:sz w:val="18"/>
               </w:rPr>
-              <w:t>Toluca</w:t>
+              <w:t>Zumpango</w:t>
             </w:r>
           </w:p>
         </w:tc>
@@ -2591,6 +2654,7 @@
                 <w:color w:val="596573"/>
                 <w:sz w:val="18"/>
               </w:rPr>
+              <w:t>Sin Subdirección Declarada</w:t>
             </w:r>
           </w:p>
         </w:tc>
@@ -2611,7 +2675,7 @@
                 <w:color w:val="16202C"/>
                 <w:sz w:val="18"/>
               </w:rPr>
-              <w:t>Zinacatepec</w:t>
+              <w:t>Hueypoxtla (v)</w:t>
             </w:r>
           </w:p>
         </w:tc>
@@ -2654,7 +2718,6 @@
                 <w:color w:val="596573"/>
                 <w:sz w:val="18"/>
               </w:rPr>
-              <w:t>Sin Subdirección Declarada</w:t>
             </w:r>
           </w:p>
         </w:tc>
@@ -2675,7 +2738,7 @@
                 <w:color w:val="16202C"/>
                 <w:sz w:val="18"/>
               </w:rPr>
-              <w:t>Capulhuac (v)</w:t>
+              <w:t>Melchor Ocampo (v)</w:t>
             </w:r>
           </w:p>
         </w:tc>
@@ -2738,7 +2801,7 @@
                 <w:color w:val="16202C"/>
                 <w:sz w:val="18"/>
               </w:rPr>
-              <w:t>Lerma (v)</w:t>
+              <w:t>Nextlalpan (v)</w:t>
             </w:r>
           </w:p>
         </w:tc>
@@ -2801,7 +2864,7 @@
                 <w:color w:val="16202C"/>
                 <w:sz w:val="18"/>
               </w:rPr>
-              <w:t>San Antonio La Isla (v)</w:t>
+              <w:t>Tequixquiac (v)</w:t>
             </w:r>
           </w:p>
         </w:tc>
@@ -2810,6 +2873,7 @@
         <w:tc>
           <w:tcPr>
             <w:tcW w:type="dxa" w:w="1644"/>
+            <w:shd w:val="clear" w:fill="F2F4F7"/>
           </w:tcPr>
           <w:p>
             <w:pPr>
@@ -2824,12 +2888,14 @@
                 <w:color w:val="7A1327"/>
                 <w:sz w:val="18"/>
               </w:rPr>
+              <w:t>Oriente</w:t>
             </w:r>
           </w:p>
         </w:tc>
         <w:tc>
           <w:tcPr>
             <w:tcW w:type="dxa" w:w="1474"/>
+            <w:shd w:val="clear" w:fill="F2F4F7"/>
           </w:tcPr>
           <w:p>
             <w:pPr>
@@ -2844,12 +2910,14 @@
                 <w:color w:val="596573"/>
                 <w:sz w:val="18"/>
               </w:rPr>
+              <w:t>Oriente</w:t>
             </w:r>
           </w:p>
         </w:tc>
         <w:tc>
           <w:tcPr>
             <w:tcW w:type="dxa" w:w="1871"/>
+            <w:shd w:val="clear" w:fill="F2F4F7"/>
           </w:tcPr>
           <w:p>
             <w:pPr>
@@ -2864,7 +2932,7 @@
                 <w:color w:val="16202C"/>
                 <w:sz w:val="18"/>
               </w:rPr>
-              <w:t>Xonacatlán (v)</w:t>
+              <w:t>Chimalhuacán</w:t>
             </w:r>
           </w:p>
         </w:tc>
@@ -2873,7 +2941,6 @@
         <w:tc>
           <w:tcPr>
             <w:tcW w:type="dxa" w:w="1644"/>
-            <w:shd w:val="clear" w:fill="F2F4F7"/>
           </w:tcPr>
           <w:p>
             <w:pPr>
@@ -2888,7 +2955,1018 @@
                 <w:color w:val="7A1327"/>
                 <w:sz w:val="18"/>
               </w:rPr>
-              <w:t>Oriente</w:t>
+            </w:r>
+          </w:p>
+        </w:tc>
+        <w:tc>
+          <w:tcPr>
+            <w:tcW w:type="dxa" w:w="1474"/>
+          </w:tcPr>
+          <w:p>
+            <w:pPr>
+              <w:spacing w:before="20" w:after="20"/>
+              <w:jc w:val="left"/>
+            </w:pPr>
+            <w:r/>
+            <w:r>
+              <w:rPr>
+                <w:rFonts w:ascii="Calibri" w:hAnsi="Calibri"/>
+                <w:b w:val="0"/>
+                <w:color w:val="596573"/>
+                <w:sz w:val="18"/>
+              </w:rPr>
+            </w:r>
+          </w:p>
+        </w:tc>
+        <w:tc>
+          <w:tcPr>
+            <w:tcW w:type="dxa" w:w="1871"/>
+          </w:tcPr>
+          <w:p>
+            <w:pPr>
+              <w:spacing w:before="20" w:after="20"/>
+              <w:jc w:val="left"/>
+            </w:pPr>
+            <w:r/>
+            <w:r>
+              <w:rPr>
+                <w:rFonts w:ascii="Calibri" w:hAnsi="Calibri"/>
+                <w:b w:val="0"/>
+                <w:color w:val="16202C"/>
+                <w:sz w:val="18"/>
+              </w:rPr>
+              <w:t>Nezahualcóyotl</w:t>
+            </w:r>
+          </w:p>
+        </w:tc>
+      </w:tr>
+      <w:tr>
+        <w:tc>
+          <w:tcPr>
+            <w:tcW w:type="dxa" w:w="1644"/>
+          </w:tcPr>
+          <w:p>
+            <w:pPr>
+              <w:spacing w:before="20" w:after="20"/>
+              <w:jc w:val="left"/>
+            </w:pPr>
+            <w:r/>
+            <w:r>
+              <w:rPr>
+                <w:rFonts w:ascii="Calibri" w:hAnsi="Calibri"/>
+                <w:b/>
+                <w:color w:val="7A1327"/>
+                <w:sz w:val="18"/>
+              </w:rPr>
+            </w:r>
+          </w:p>
+        </w:tc>
+        <w:tc>
+          <w:tcPr>
+            <w:tcW w:type="dxa" w:w="1474"/>
+          </w:tcPr>
+          <w:p>
+            <w:pPr>
+              <w:spacing w:before="20" w:after="20"/>
+              <w:jc w:val="left"/>
+            </w:pPr>
+            <w:r/>
+            <w:r>
+              <w:rPr>
+                <w:rFonts w:ascii="Calibri" w:hAnsi="Calibri"/>
+                <w:b w:val="0"/>
+                <w:color w:val="596573"/>
+                <w:sz w:val="18"/>
+              </w:rPr>
+              <w:t>Texcoco</w:t>
+            </w:r>
+          </w:p>
+        </w:tc>
+        <w:tc>
+          <w:tcPr>
+            <w:tcW w:type="dxa" w:w="1871"/>
+          </w:tcPr>
+          <w:p>
+            <w:pPr>
+              <w:spacing w:before="20" w:after="20"/>
+              <w:jc w:val="left"/>
+            </w:pPr>
+            <w:r/>
+            <w:r>
+              <w:rPr>
+                <w:rFonts w:ascii="Calibri" w:hAnsi="Calibri"/>
+                <w:b w:val="0"/>
+                <w:color w:val="16202C"/>
+                <w:sz w:val="18"/>
+              </w:rPr>
+              <w:t>Axapusco</w:t>
+            </w:r>
+          </w:p>
+        </w:tc>
+      </w:tr>
+      <w:tr>
+        <w:tc>
+          <w:tcPr>
+            <w:tcW w:type="dxa" w:w="1644"/>
+          </w:tcPr>
+          <w:p>
+            <w:pPr>
+              <w:spacing w:before="20" w:after="20"/>
+              <w:jc w:val="left"/>
+            </w:pPr>
+            <w:r/>
+            <w:r>
+              <w:rPr>
+                <w:rFonts w:ascii="Calibri" w:hAnsi="Calibri"/>
+                <w:b/>
+                <w:color w:val="7A1327"/>
+                <w:sz w:val="18"/>
+              </w:rPr>
+            </w:r>
+          </w:p>
+        </w:tc>
+        <w:tc>
+          <w:tcPr>
+            <w:tcW w:type="dxa" w:w="1474"/>
+          </w:tcPr>
+          <w:p>
+            <w:pPr>
+              <w:spacing w:before="20" w:after="20"/>
+              <w:jc w:val="left"/>
+            </w:pPr>
+            <w:r/>
+            <w:r>
+              <w:rPr>
+                <w:rFonts w:ascii="Calibri" w:hAnsi="Calibri"/>
+                <w:b w:val="0"/>
+                <w:color w:val="596573"/>
+                <w:sz w:val="18"/>
+              </w:rPr>
+            </w:r>
+          </w:p>
+        </w:tc>
+        <w:tc>
+          <w:tcPr>
+            <w:tcW w:type="dxa" w:w="1871"/>
+          </w:tcPr>
+          <w:p>
+            <w:pPr>
+              <w:spacing w:before="20" w:after="20"/>
+              <w:jc w:val="left"/>
+            </w:pPr>
+            <w:r/>
+            <w:r>
+              <w:rPr>
+                <w:rFonts w:ascii="Calibri" w:hAnsi="Calibri"/>
+                <w:b w:val="0"/>
+                <w:color w:val="16202C"/>
+                <w:sz w:val="18"/>
+              </w:rPr>
+              <w:t>Chiautla</w:t>
+            </w:r>
+          </w:p>
+        </w:tc>
+      </w:tr>
+      <w:tr>
+        <w:tc>
+          <w:tcPr>
+            <w:tcW w:type="dxa" w:w="1644"/>
+          </w:tcPr>
+          <w:p>
+            <w:pPr>
+              <w:spacing w:before="20" w:after="20"/>
+              <w:jc w:val="left"/>
+            </w:pPr>
+            <w:r/>
+            <w:r>
+              <w:rPr>
+                <w:rFonts w:ascii="Calibri" w:hAnsi="Calibri"/>
+                <w:b/>
+                <w:color w:val="7A1327"/>
+                <w:sz w:val="18"/>
+              </w:rPr>
+            </w:r>
+          </w:p>
+        </w:tc>
+        <w:tc>
+          <w:tcPr>
+            <w:tcW w:type="dxa" w:w="1474"/>
+          </w:tcPr>
+          <w:p>
+            <w:pPr>
+              <w:spacing w:before="20" w:after="20"/>
+              <w:jc w:val="left"/>
+            </w:pPr>
+            <w:r/>
+            <w:r>
+              <w:rPr>
+                <w:rFonts w:ascii="Calibri" w:hAnsi="Calibri"/>
+                <w:b w:val="0"/>
+                <w:color w:val="596573"/>
+                <w:sz w:val="18"/>
+              </w:rPr>
+            </w:r>
+          </w:p>
+        </w:tc>
+        <w:tc>
+          <w:tcPr>
+            <w:tcW w:type="dxa" w:w="1871"/>
+          </w:tcPr>
+          <w:p>
+            <w:pPr>
+              <w:spacing w:before="20" w:after="20"/>
+              <w:jc w:val="left"/>
+            </w:pPr>
+            <w:r/>
+            <w:r>
+              <w:rPr>
+                <w:rFonts w:ascii="Calibri" w:hAnsi="Calibri"/>
+                <w:b w:val="0"/>
+                <w:color w:val="16202C"/>
+                <w:sz w:val="18"/>
+              </w:rPr>
+              <w:t>Chiconcuac</w:t>
+            </w:r>
+          </w:p>
+        </w:tc>
+      </w:tr>
+      <w:tr>
+        <w:tc>
+          <w:tcPr>
+            <w:tcW w:type="dxa" w:w="1644"/>
+          </w:tcPr>
+          <w:p>
+            <w:pPr>
+              <w:spacing w:before="20" w:after="20"/>
+              <w:jc w:val="left"/>
+            </w:pPr>
+            <w:r/>
+            <w:r>
+              <w:rPr>
+                <w:rFonts w:ascii="Calibri" w:hAnsi="Calibri"/>
+                <w:b/>
+                <w:color w:val="7A1327"/>
+                <w:sz w:val="18"/>
+              </w:rPr>
+            </w:r>
+          </w:p>
+        </w:tc>
+        <w:tc>
+          <w:tcPr>
+            <w:tcW w:type="dxa" w:w="1474"/>
+          </w:tcPr>
+          <w:p>
+            <w:pPr>
+              <w:spacing w:before="20" w:after="20"/>
+              <w:jc w:val="left"/>
+            </w:pPr>
+            <w:r/>
+            <w:r>
+              <w:rPr>
+                <w:rFonts w:ascii="Calibri" w:hAnsi="Calibri"/>
+                <w:b w:val="0"/>
+                <w:color w:val="596573"/>
+                <w:sz w:val="18"/>
+              </w:rPr>
+            </w:r>
+          </w:p>
+        </w:tc>
+        <w:tc>
+          <w:tcPr>
+            <w:tcW w:type="dxa" w:w="1871"/>
+          </w:tcPr>
+          <w:p>
+            <w:pPr>
+              <w:spacing w:before="20" w:after="20"/>
+              <w:jc w:val="left"/>
+            </w:pPr>
+            <w:r/>
+            <w:r>
+              <w:rPr>
+                <w:rFonts w:ascii="Calibri" w:hAnsi="Calibri"/>
+                <w:b w:val="0"/>
+                <w:color w:val="16202C"/>
+                <w:sz w:val="18"/>
+              </w:rPr>
+              <w:t>Otumba</w:t>
+            </w:r>
+          </w:p>
+        </w:tc>
+      </w:tr>
+      <w:tr>
+        <w:tc>
+          <w:tcPr>
+            <w:tcW w:type="dxa" w:w="1644"/>
+          </w:tcPr>
+          <w:p>
+            <w:pPr>
+              <w:spacing w:before="20" w:after="20"/>
+              <w:jc w:val="left"/>
+            </w:pPr>
+            <w:r/>
+            <w:r>
+              <w:rPr>
+                <w:rFonts w:ascii="Calibri" w:hAnsi="Calibri"/>
+                <w:b/>
+                <w:color w:val="7A1327"/>
+                <w:sz w:val="18"/>
+              </w:rPr>
+            </w:r>
+          </w:p>
+        </w:tc>
+        <w:tc>
+          <w:tcPr>
+            <w:tcW w:type="dxa" w:w="1474"/>
+          </w:tcPr>
+          <w:p>
+            <w:pPr>
+              <w:spacing w:before="20" w:after="20"/>
+              <w:jc w:val="left"/>
+            </w:pPr>
+            <w:r/>
+            <w:r>
+              <w:rPr>
+                <w:rFonts w:ascii="Calibri" w:hAnsi="Calibri"/>
+                <w:b w:val="0"/>
+                <w:color w:val="596573"/>
+                <w:sz w:val="18"/>
+              </w:rPr>
+            </w:r>
+          </w:p>
+        </w:tc>
+        <w:tc>
+          <w:tcPr>
+            <w:tcW w:type="dxa" w:w="1871"/>
+          </w:tcPr>
+          <w:p>
+            <w:pPr>
+              <w:spacing w:before="20" w:after="20"/>
+              <w:jc w:val="left"/>
+            </w:pPr>
+            <w:r/>
+            <w:r>
+              <w:rPr>
+                <w:rFonts w:ascii="Calibri" w:hAnsi="Calibri"/>
+                <w:b w:val="0"/>
+                <w:color w:val="16202C"/>
+                <w:sz w:val="18"/>
+              </w:rPr>
+              <w:t>San Martín de las Piráámides</w:t>
+            </w:r>
+          </w:p>
+        </w:tc>
+      </w:tr>
+      <w:tr>
+        <w:tc>
+          <w:tcPr>
+            <w:tcW w:type="dxa" w:w="1644"/>
+          </w:tcPr>
+          <w:p>
+            <w:pPr>
+              <w:spacing w:before="20" w:after="20"/>
+              <w:jc w:val="left"/>
+            </w:pPr>
+            <w:r/>
+            <w:r>
+              <w:rPr>
+                <w:rFonts w:ascii="Calibri" w:hAnsi="Calibri"/>
+                <w:b/>
+                <w:color w:val="7A1327"/>
+                <w:sz w:val="18"/>
+              </w:rPr>
+            </w:r>
+          </w:p>
+        </w:tc>
+        <w:tc>
+          <w:tcPr>
+            <w:tcW w:type="dxa" w:w="1474"/>
+          </w:tcPr>
+          <w:p>
+            <w:pPr>
+              <w:spacing w:before="20" w:after="20"/>
+              <w:jc w:val="left"/>
+            </w:pPr>
+            <w:r/>
+            <w:r>
+              <w:rPr>
+                <w:rFonts w:ascii="Calibri" w:hAnsi="Calibri"/>
+                <w:b w:val="0"/>
+                <w:color w:val="596573"/>
+                <w:sz w:val="18"/>
+              </w:rPr>
+            </w:r>
+          </w:p>
+        </w:tc>
+        <w:tc>
+          <w:tcPr>
+            <w:tcW w:type="dxa" w:w="1871"/>
+          </w:tcPr>
+          <w:p>
+            <w:pPr>
+              <w:spacing w:before="20" w:after="20"/>
+              <w:jc w:val="left"/>
+            </w:pPr>
+            <w:r/>
+            <w:r>
+              <w:rPr>
+                <w:rFonts w:ascii="Calibri" w:hAnsi="Calibri"/>
+                <w:b w:val="0"/>
+                <w:color w:val="16202C"/>
+                <w:sz w:val="18"/>
+              </w:rPr>
+              <w:t>Teotihuacán</w:t>
+            </w:r>
+          </w:p>
+        </w:tc>
+      </w:tr>
+      <w:tr>
+        <w:tc>
+          <w:tcPr>
+            <w:tcW w:type="dxa" w:w="1644"/>
+          </w:tcPr>
+          <w:p>
+            <w:pPr>
+              <w:spacing w:before="20" w:after="20"/>
+              <w:jc w:val="left"/>
+            </w:pPr>
+            <w:r/>
+            <w:r>
+              <w:rPr>
+                <w:rFonts w:ascii="Calibri" w:hAnsi="Calibri"/>
+                <w:b/>
+                <w:color w:val="7A1327"/>
+                <w:sz w:val="18"/>
+              </w:rPr>
+            </w:r>
+          </w:p>
+        </w:tc>
+        <w:tc>
+          <w:tcPr>
+            <w:tcW w:type="dxa" w:w="1474"/>
+          </w:tcPr>
+          <w:p>
+            <w:pPr>
+              <w:spacing w:before="20" w:after="20"/>
+              <w:jc w:val="left"/>
+            </w:pPr>
+            <w:r/>
+            <w:r>
+              <w:rPr>
+                <w:rFonts w:ascii="Calibri" w:hAnsi="Calibri"/>
+                <w:b w:val="0"/>
+                <w:color w:val="596573"/>
+                <w:sz w:val="18"/>
+              </w:rPr>
+            </w:r>
+          </w:p>
+        </w:tc>
+        <w:tc>
+          <w:tcPr>
+            <w:tcW w:type="dxa" w:w="1871"/>
+          </w:tcPr>
+          <w:p>
+            <w:pPr>
+              <w:spacing w:before="20" w:after="20"/>
+              <w:jc w:val="left"/>
+            </w:pPr>
+            <w:r/>
+            <w:r>
+              <w:rPr>
+                <w:rFonts w:ascii="Calibri" w:hAnsi="Calibri"/>
+                <w:b w:val="0"/>
+                <w:color w:val="16202C"/>
+                <w:sz w:val="18"/>
+              </w:rPr>
+              <w:t>Texcoco</w:t>
+            </w:r>
+          </w:p>
+        </w:tc>
+      </w:tr>
+      <w:tr>
+        <w:tc>
+          <w:tcPr>
+            <w:tcW w:type="dxa" w:w="1644"/>
+          </w:tcPr>
+          <w:p>
+            <w:pPr>
+              <w:spacing w:before="20" w:after="20"/>
+              <w:jc w:val="left"/>
+            </w:pPr>
+            <w:r/>
+            <w:r>
+              <w:rPr>
+                <w:rFonts w:ascii="Calibri" w:hAnsi="Calibri"/>
+                <w:b/>
+                <w:color w:val="7A1327"/>
+                <w:sz w:val="18"/>
+              </w:rPr>
+            </w:r>
+          </w:p>
+        </w:tc>
+        <w:tc>
+          <w:tcPr>
+            <w:tcW w:type="dxa" w:w="1474"/>
+          </w:tcPr>
+          <w:p>
+            <w:pPr>
+              <w:spacing w:before="20" w:after="20"/>
+              <w:jc w:val="left"/>
+            </w:pPr>
+            <w:r/>
+            <w:r>
+              <w:rPr>
+                <w:rFonts w:ascii="Calibri" w:hAnsi="Calibri"/>
+                <w:b w:val="0"/>
+                <w:color w:val="596573"/>
+                <w:sz w:val="18"/>
+              </w:rPr>
+            </w:r>
+          </w:p>
+        </w:tc>
+        <w:tc>
+          <w:tcPr>
+            <w:tcW w:type="dxa" w:w="1871"/>
+          </w:tcPr>
+          <w:p>
+            <w:pPr>
+              <w:spacing w:before="20" w:after="20"/>
+              <w:jc w:val="left"/>
+            </w:pPr>
+            <w:r/>
+            <w:r>
+              <w:rPr>
+                <w:rFonts w:ascii="Calibri" w:hAnsi="Calibri"/>
+                <w:b w:val="0"/>
+                <w:color w:val="16202C"/>
+                <w:sz w:val="18"/>
+              </w:rPr>
+              <w:t>Tezoyuca</w:t>
+            </w:r>
+          </w:p>
+        </w:tc>
+      </w:tr>
+      <w:tr>
+        <w:tc>
+          <w:tcPr>
+            <w:tcW w:type="dxa" w:w="1644"/>
+          </w:tcPr>
+          <w:p>
+            <w:pPr>
+              <w:spacing w:before="20" w:after="20"/>
+              <w:jc w:val="left"/>
+            </w:pPr>
+            <w:r/>
+            <w:r>
+              <w:rPr>
+                <w:rFonts w:ascii="Calibri" w:hAnsi="Calibri"/>
+                <w:b/>
+                <w:color w:val="7A1327"/>
+                <w:sz w:val="18"/>
+              </w:rPr>
+            </w:r>
+          </w:p>
+        </w:tc>
+        <w:tc>
+          <w:tcPr>
+            <w:tcW w:type="dxa" w:w="1474"/>
+          </w:tcPr>
+          <w:p>
+            <w:pPr>
+              <w:spacing w:before="20" w:after="20"/>
+              <w:jc w:val="left"/>
+            </w:pPr>
+            <w:r/>
+            <w:r>
+              <w:rPr>
+                <w:rFonts w:ascii="Calibri" w:hAnsi="Calibri"/>
+                <w:b w:val="0"/>
+                <w:color w:val="596573"/>
+                <w:sz w:val="18"/>
+              </w:rPr>
+              <w:t>Sin Subdirección Declarada</w:t>
+            </w:r>
+          </w:p>
+        </w:tc>
+        <w:tc>
+          <w:tcPr>
+            <w:tcW w:type="dxa" w:w="1871"/>
+          </w:tcPr>
+          <w:p>
+            <w:pPr>
+              <w:spacing w:before="20" w:after="20"/>
+              <w:jc w:val="left"/>
+            </w:pPr>
+            <w:r/>
+            <w:r>
+              <w:rPr>
+                <w:rFonts w:ascii="Calibri" w:hAnsi="Calibri"/>
+                <w:b w:val="0"/>
+                <w:color w:val="16202C"/>
+                <w:sz w:val="18"/>
+              </w:rPr>
+              <w:t>Atenco (v)</w:t>
+            </w:r>
+          </w:p>
+        </w:tc>
+      </w:tr>
+      <w:tr>
+        <w:tc>
+          <w:tcPr>
+            <w:tcW w:type="dxa" w:w="1644"/>
+          </w:tcPr>
+          <w:p>
+            <w:pPr>
+              <w:spacing w:before="20" w:after="20"/>
+              <w:jc w:val="left"/>
+            </w:pPr>
+            <w:r/>
+            <w:r>
+              <w:rPr>
+                <w:rFonts w:ascii="Calibri" w:hAnsi="Calibri"/>
+                <w:b/>
+                <w:color w:val="7A1327"/>
+                <w:sz w:val="18"/>
+              </w:rPr>
+            </w:r>
+          </w:p>
+        </w:tc>
+        <w:tc>
+          <w:tcPr>
+            <w:tcW w:type="dxa" w:w="1474"/>
+          </w:tcPr>
+          <w:p>
+            <w:pPr>
+              <w:spacing w:before="20" w:after="20"/>
+              <w:jc w:val="left"/>
+            </w:pPr>
+            <w:r/>
+            <w:r>
+              <w:rPr>
+                <w:rFonts w:ascii="Calibri" w:hAnsi="Calibri"/>
+                <w:b w:val="0"/>
+                <w:color w:val="596573"/>
+                <w:sz w:val="18"/>
+              </w:rPr>
+            </w:r>
+          </w:p>
+        </w:tc>
+        <w:tc>
+          <w:tcPr>
+            <w:tcW w:type="dxa" w:w="1871"/>
+          </w:tcPr>
+          <w:p>
+            <w:pPr>
+              <w:spacing w:before="20" w:after="20"/>
+              <w:jc w:val="left"/>
+            </w:pPr>
+            <w:r/>
+            <w:r>
+              <w:rPr>
+                <w:rFonts w:ascii="Calibri" w:hAnsi="Calibri"/>
+                <w:b w:val="0"/>
+                <w:color w:val="16202C"/>
+                <w:sz w:val="18"/>
+              </w:rPr>
+              <w:t>Chicoloapan (v)</w:t>
+            </w:r>
+          </w:p>
+        </w:tc>
+      </w:tr>
+      <w:tr>
+        <w:tc>
+          <w:tcPr>
+            <w:tcW w:type="dxa" w:w="1644"/>
+          </w:tcPr>
+          <w:p>
+            <w:pPr>
+              <w:spacing w:before="20" w:after="20"/>
+              <w:jc w:val="left"/>
+            </w:pPr>
+            <w:r/>
+            <w:r>
+              <w:rPr>
+                <w:rFonts w:ascii="Calibri" w:hAnsi="Calibri"/>
+                <w:b/>
+                <w:color w:val="7A1327"/>
+                <w:sz w:val="18"/>
+              </w:rPr>
+            </w:r>
+          </w:p>
+        </w:tc>
+        <w:tc>
+          <w:tcPr>
+            <w:tcW w:type="dxa" w:w="1474"/>
+          </w:tcPr>
+          <w:p>
+            <w:pPr>
+              <w:spacing w:before="20" w:after="20"/>
+              <w:jc w:val="left"/>
+            </w:pPr>
+            <w:r/>
+            <w:r>
+              <w:rPr>
+                <w:rFonts w:ascii="Calibri" w:hAnsi="Calibri"/>
+                <w:b w:val="0"/>
+                <w:color w:val="596573"/>
+                <w:sz w:val="18"/>
+              </w:rPr>
+            </w:r>
+          </w:p>
+        </w:tc>
+        <w:tc>
+          <w:tcPr>
+            <w:tcW w:type="dxa" w:w="1871"/>
+          </w:tcPr>
+          <w:p>
+            <w:pPr>
+              <w:spacing w:before="20" w:after="20"/>
+              <w:jc w:val="left"/>
+            </w:pPr>
+            <w:r/>
+            <w:r>
+              <w:rPr>
+                <w:rFonts w:ascii="Calibri" w:hAnsi="Calibri"/>
+                <w:b w:val="0"/>
+                <w:color w:val="16202C"/>
+                <w:sz w:val="18"/>
+              </w:rPr>
+              <w:t>La Paz</w:t>
+            </w:r>
+          </w:p>
+        </w:tc>
+      </w:tr>
+      <w:tr>
+        <w:tc>
+          <w:tcPr>
+            <w:tcW w:type="dxa" w:w="1644"/>
+          </w:tcPr>
+          <w:p>
+            <w:pPr>
+              <w:spacing w:before="20" w:after="20"/>
+              <w:jc w:val="left"/>
+            </w:pPr>
+            <w:r/>
+            <w:r>
+              <w:rPr>
+                <w:rFonts w:ascii="Calibri" w:hAnsi="Calibri"/>
+                <w:b/>
+                <w:color w:val="7A1327"/>
+                <w:sz w:val="18"/>
+              </w:rPr>
+            </w:r>
+          </w:p>
+        </w:tc>
+        <w:tc>
+          <w:tcPr>
+            <w:tcW w:type="dxa" w:w="1474"/>
+          </w:tcPr>
+          <w:p>
+            <w:pPr>
+              <w:spacing w:before="20" w:after="20"/>
+              <w:jc w:val="left"/>
+            </w:pPr>
+            <w:r/>
+            <w:r>
+              <w:rPr>
+                <w:rFonts w:ascii="Calibri" w:hAnsi="Calibri"/>
+                <w:b w:val="0"/>
+                <w:color w:val="596573"/>
+                <w:sz w:val="18"/>
+              </w:rPr>
+            </w:r>
+          </w:p>
+        </w:tc>
+        <w:tc>
+          <w:tcPr>
+            <w:tcW w:type="dxa" w:w="1871"/>
+          </w:tcPr>
+          <w:p>
+            <w:pPr>
+              <w:spacing w:before="20" w:after="20"/>
+              <w:jc w:val="left"/>
+            </w:pPr>
+            <w:r/>
+            <w:r>
+              <w:rPr>
+                <w:rFonts w:ascii="Calibri" w:hAnsi="Calibri"/>
+                <w:b w:val="0"/>
+                <w:color w:val="16202C"/>
+                <w:sz w:val="18"/>
+              </w:rPr>
+              <w:t>Nopaltepec (v)</w:t>
+            </w:r>
+          </w:p>
+        </w:tc>
+      </w:tr>
+      <w:tr>
+        <w:tc>
+          <w:tcPr>
+            <w:tcW w:type="dxa" w:w="1644"/>
+          </w:tcPr>
+          <w:p>
+            <w:pPr>
+              <w:spacing w:before="20" w:after="20"/>
+              <w:jc w:val="left"/>
+            </w:pPr>
+            <w:r/>
+            <w:r>
+              <w:rPr>
+                <w:rFonts w:ascii="Calibri" w:hAnsi="Calibri"/>
+                <w:b/>
+                <w:color w:val="7A1327"/>
+                <w:sz w:val="18"/>
+              </w:rPr>
+            </w:r>
+          </w:p>
+        </w:tc>
+        <w:tc>
+          <w:tcPr>
+            <w:tcW w:type="dxa" w:w="1474"/>
+          </w:tcPr>
+          <w:p>
+            <w:pPr>
+              <w:spacing w:before="20" w:after="20"/>
+              <w:jc w:val="left"/>
+            </w:pPr>
+            <w:r/>
+            <w:r>
+              <w:rPr>
+                <w:rFonts w:ascii="Calibri" w:hAnsi="Calibri"/>
+                <w:b w:val="0"/>
+                <w:color w:val="596573"/>
+                <w:sz w:val="18"/>
+              </w:rPr>
+            </w:r>
+          </w:p>
+        </w:tc>
+        <w:tc>
+          <w:tcPr>
+            <w:tcW w:type="dxa" w:w="1871"/>
+          </w:tcPr>
+          <w:p>
+            <w:pPr>
+              <w:spacing w:before="20" w:after="20"/>
+              <w:jc w:val="left"/>
+            </w:pPr>
+            <w:r/>
+            <w:r>
+              <w:rPr>
+                <w:rFonts w:ascii="Calibri" w:hAnsi="Calibri"/>
+                <w:b w:val="0"/>
+                <w:color w:val="16202C"/>
+                <w:sz w:val="18"/>
+              </w:rPr>
+              <w:t>Papalotla (v)</w:t>
+            </w:r>
+          </w:p>
+        </w:tc>
+      </w:tr>
+      <w:tr>
+        <w:tc>
+          <w:tcPr>
+            <w:tcW w:type="dxa" w:w="1644"/>
+          </w:tcPr>
+          <w:p>
+            <w:pPr>
+              <w:spacing w:before="20" w:after="20"/>
+              <w:jc w:val="left"/>
+            </w:pPr>
+            <w:r/>
+            <w:r>
+              <w:rPr>
+                <w:rFonts w:ascii="Calibri" w:hAnsi="Calibri"/>
+                <w:b/>
+                <w:color w:val="7A1327"/>
+                <w:sz w:val="18"/>
+              </w:rPr>
+            </w:r>
+          </w:p>
+        </w:tc>
+        <w:tc>
+          <w:tcPr>
+            <w:tcW w:type="dxa" w:w="1474"/>
+          </w:tcPr>
+          <w:p>
+            <w:pPr>
+              <w:spacing w:before="20" w:after="20"/>
+              <w:jc w:val="left"/>
+            </w:pPr>
+            <w:r/>
+            <w:r>
+              <w:rPr>
+                <w:rFonts w:ascii="Calibri" w:hAnsi="Calibri"/>
+                <w:b w:val="0"/>
+                <w:color w:val="596573"/>
+                <w:sz w:val="18"/>
+              </w:rPr>
+            </w:r>
+          </w:p>
+        </w:tc>
+        <w:tc>
+          <w:tcPr>
+            <w:tcW w:type="dxa" w:w="1871"/>
+          </w:tcPr>
+          <w:p>
+            <w:pPr>
+              <w:spacing w:before="20" w:after="20"/>
+              <w:jc w:val="left"/>
+            </w:pPr>
+            <w:r/>
+            <w:r>
+              <w:rPr>
+                <w:rFonts w:ascii="Calibri" w:hAnsi="Calibri"/>
+                <w:b w:val="0"/>
+                <w:color w:val="16202C"/>
+                <w:sz w:val="18"/>
+              </w:rPr>
+              <w:t>Temascalapa (v)</w:t>
+            </w:r>
+          </w:p>
+        </w:tc>
+      </w:tr>
+      <w:tr>
+        <w:tc>
+          <w:tcPr>
+            <w:tcW w:type="dxa" w:w="1644"/>
+          </w:tcPr>
+          <w:p>
+            <w:pPr>
+              <w:spacing w:before="20" w:after="20"/>
+              <w:jc w:val="left"/>
+            </w:pPr>
+            <w:r/>
+            <w:r>
+              <w:rPr>
+                <w:rFonts w:ascii="Calibri" w:hAnsi="Calibri"/>
+                <w:b/>
+                <w:color w:val="7A1327"/>
+                <w:sz w:val="18"/>
+              </w:rPr>
+            </w:r>
+          </w:p>
+        </w:tc>
+        <w:tc>
+          <w:tcPr>
+            <w:tcW w:type="dxa" w:w="1474"/>
+          </w:tcPr>
+          <w:p>
+            <w:pPr>
+              <w:spacing w:before="20" w:after="20"/>
+              <w:jc w:val="left"/>
+            </w:pPr>
+            <w:r/>
+            <w:r>
+              <w:rPr>
+                <w:rFonts w:ascii="Calibri" w:hAnsi="Calibri"/>
+                <w:b w:val="0"/>
+                <w:color w:val="596573"/>
+                <w:sz w:val="18"/>
+              </w:rPr>
+            </w:r>
+          </w:p>
+        </w:tc>
+        <w:tc>
+          <w:tcPr>
+            <w:tcW w:type="dxa" w:w="1871"/>
+          </w:tcPr>
+          <w:p>
+            <w:pPr>
+              <w:spacing w:before="20" w:after="20"/>
+              <w:jc w:val="left"/>
+            </w:pPr>
+            <w:r/>
+            <w:r>
+              <w:rPr>
+                <w:rFonts w:ascii="Calibri" w:hAnsi="Calibri"/>
+                <w:b w:val="0"/>
+                <w:color w:val="16202C"/>
+                <w:sz w:val="18"/>
+              </w:rPr>
+              <w:t>Tepetlaoxtoc (v)</w:t>
+            </w:r>
+          </w:p>
+        </w:tc>
+      </w:tr>
+      <w:tr>
+        <w:tc>
+          <w:tcPr>
+            <w:tcW w:type="dxa" w:w="1644"/>
+            <w:shd w:val="clear" w:fill="F2F4F7"/>
+          </w:tcPr>
+          <w:p>
+            <w:pPr>
+              <w:spacing w:before="20" w:after="20"/>
+              <w:jc w:val="left"/>
+            </w:pPr>
+            <w:r/>
+            <w:r>
+              <w:rPr>
+                <w:rFonts w:ascii="Calibri" w:hAnsi="Calibri"/>
+                <w:b/>
+                <w:color w:val="7A1327"/>
+                <w:sz w:val="18"/>
+              </w:rPr>
+              <w:t>Chalco</w:t>
             </w:r>
           </w:p>
         </w:tc>
@@ -2910,7 +3988,7 @@
                 <w:color w:val="596573"/>
                 <w:sz w:val="18"/>
               </w:rPr>
-              <w:t>Oriente</w:t>
+              <w:t>Ixtapaluca</w:t>
             </w:r>
           </w:p>
         </w:tc>
@@ -2932,7 +4010,7 @@
                 <w:color w:val="16202C"/>
                 <w:sz w:val="18"/>
               </w:rPr>
-              <w:t>Chimalhuacán</w:t>
+              <w:t>Ixtapaluca</w:t>
             </w:r>
           </w:p>
         </w:tc>
@@ -2995,7 +4073,7 @@
                 <w:color w:val="16202C"/>
                 <w:sz w:val="18"/>
               </w:rPr>
-              <w:t>Nezahualcóyotl</w:t>
+              <w:t>Valle de Chalco Solidaridad</w:t>
             </w:r>
           </w:p>
         </w:tc>
@@ -3038,7 +4116,7 @@
                 <w:color w:val="596573"/>
                 <w:sz w:val="18"/>
               </w:rPr>
-              <w:t>Texcoco</w:t>
+              <w:t>Volcanes</w:t>
             </w:r>
           </w:p>
         </w:tc>
@@ -3059,7 +4137,7 @@
                 <w:color w:val="16202C"/>
                 <w:sz w:val="18"/>
               </w:rPr>
-              <w:t>Axapusco</w:t>
+              <w:t>Amecameca</w:t>
             </w:r>
           </w:p>
         </w:tc>
@@ -3122,7 +4200,7 @@
                 <w:color w:val="16202C"/>
                 <w:sz w:val="18"/>
               </w:rPr>
-              <w:t>Chiautla</w:t>
+              <w:t>Atlautla</w:t>
             </w:r>
           </w:p>
         </w:tc>
@@ -3185,7 +4263,7 @@
                 <w:color w:val="16202C"/>
                 <w:sz w:val="18"/>
               </w:rPr>
-              <w:t>Chiconcuac</w:t>
+              <w:t>Ayapango</w:t>
             </w:r>
           </w:p>
         </w:tc>
@@ -3248,7 +4326,7 @@
                 <w:color w:val="16202C"/>
                 <w:sz w:val="18"/>
               </w:rPr>
-              <w:t>Otumba</w:t>
+              <w:t>Chalco</w:t>
             </w:r>
           </w:p>
         </w:tc>
@@ -3311,7 +4389,7 @@
                 <w:color w:val="16202C"/>
                 <w:sz w:val="18"/>
               </w:rPr>
-              <w:t>San Martín de las Piráámides</w:t>
+              <w:t>Cocotitlán</w:t>
             </w:r>
           </w:p>
         </w:tc>
@@ -3374,7 +4452,7 @@
                 <w:color w:val="16202C"/>
                 <w:sz w:val="18"/>
               </w:rPr>
-              <w:t>Teotihuacán</w:t>
+              <w:t>Juchitepec</w:t>
             </w:r>
           </w:p>
         </w:tc>
@@ -3437,7 +4515,7 @@
                 <w:color w:val="16202C"/>
                 <w:sz w:val="18"/>
               </w:rPr>
-              <w:t>Texcoco</w:t>
+              <w:t>Ozumba</w:t>
             </w:r>
           </w:p>
         </w:tc>
@@ -3500,7 +4578,7 @@
                 <w:color w:val="16202C"/>
                 <w:sz w:val="18"/>
               </w:rPr>
-              <w:t>Tezoyuca</w:t>
+              <w:t>Tepetlixpa</w:t>
             </w:r>
           </w:p>
         </w:tc>
@@ -3543,7 +4621,6 @@
                 <w:color w:val="596573"/>
                 <w:sz w:val="18"/>
               </w:rPr>
-              <w:t>Sin Subdirección Declarada</w:t>
             </w:r>
           </w:p>
         </w:tc>
@@ -3564,7 +4641,7 @@
                 <w:color w:val="16202C"/>
                 <w:sz w:val="18"/>
               </w:rPr>
-              <w:t>Atenco (v)</w:t>
+              <w:t>Tlalmanalco</w:t>
             </w:r>
           </w:p>
         </w:tc>
@@ -3607,6 +4684,7 @@
                 <w:color w:val="596573"/>
                 <w:sz w:val="18"/>
               </w:rPr>
+              <w:t>Sin Subdirección Declarada</w:t>
             </w:r>
           </w:p>
         </w:tc>
@@ -3627,7 +4705,7 @@
                 <w:color w:val="16202C"/>
                 <w:sz w:val="18"/>
               </w:rPr>
-              <w:t>Chicoloapan (v)</w:t>
+              <w:t>Ecatzingo (v)</w:t>
             </w:r>
           </w:p>
         </w:tc>
@@ -3690,7 +4768,7 @@
                 <w:color w:val="16202C"/>
                 <w:sz w:val="18"/>
               </w:rPr>
-              <w:t>La Paz</w:t>
+              <w:t>Temamatla (v)</w:t>
             </w:r>
           </w:p>
         </w:tc>
@@ -3753,7 +4831,7 @@
                 <w:color w:val="16202C"/>
                 <w:sz w:val="18"/>
               </w:rPr>
-              <w:t>Nopaltepec (v)</w:t>
+              <w:t>Tenango del Aire (v)</w:t>
             </w:r>
           </w:p>
         </w:tc>
@@ -3762,6 +4840,7 @@
         <w:tc>
           <w:tcPr>
             <w:tcW w:type="dxa" w:w="1644"/>
+            <w:shd w:val="clear" w:fill="F2F4F7"/>
           </w:tcPr>
           <w:p>
             <w:pPr>
@@ -3776,12 +4855,14 @@
                 <w:color w:val="7A1327"/>
                 <w:sz w:val="18"/>
               </w:rPr>
+              <w:t>Atlacomulco</w:t>
             </w:r>
           </w:p>
         </w:tc>
         <w:tc>
           <w:tcPr>
             <w:tcW w:type="dxa" w:w="1474"/>
+            <w:shd w:val="clear" w:fill="F2F4F7"/>
           </w:tcPr>
           <w:p>
             <w:pPr>
@@ -3796,12 +4877,14 @@
                 <w:color w:val="596573"/>
                 <w:sz w:val="18"/>
               </w:rPr>
+              <w:t>Atlacomulco</w:t>
             </w:r>
           </w:p>
         </w:tc>
         <w:tc>
           <w:tcPr>
             <w:tcW w:type="dxa" w:w="1871"/>
+            <w:shd w:val="clear" w:fill="F2F4F7"/>
           </w:tcPr>
           <w:p>
             <w:pPr>
@@ -3816,7 +4899,7 @@
                 <w:color w:val="16202C"/>
                 <w:sz w:val="18"/>
               </w:rPr>
-              <w:t>Papalotla (v)</w:t>
+              <w:t>Atlacomulco</w:t>
             </w:r>
           </w:p>
         </w:tc>
@@ -3879,7 +4962,7 @@
                 <w:color w:val="16202C"/>
                 <w:sz w:val="18"/>
               </w:rPr>
-              <w:t>Temascalapa (v)</w:t>
+              <w:t>Ixtlahuaca</w:t>
             </w:r>
           </w:p>
         </w:tc>
@@ -3942,7 +5025,7 @@
                 <w:color w:val="16202C"/>
                 <w:sz w:val="18"/>
               </w:rPr>
-              <w:t>Tepetlaoxtoc (v)</w:t>
+              <w:t>Jiquipilco</w:t>
             </w:r>
           </w:p>
         </w:tc>
@@ -3951,7 +5034,6 @@
         <w:tc>
           <w:tcPr>
             <w:tcW w:type="dxa" w:w="1644"/>
-            <w:shd w:val="clear" w:fill="F2F4F7"/>
           </w:tcPr>
           <w:p>
             <w:pPr>
@@ -3966,7 +5048,702 @@
                 <w:color w:val="7A1327"/>
                 <w:sz w:val="18"/>
               </w:rPr>
-              <w:t>Chalco</w:t>
+            </w:r>
+          </w:p>
+        </w:tc>
+        <w:tc>
+          <w:tcPr>
+            <w:tcW w:type="dxa" w:w="1474"/>
+          </w:tcPr>
+          <w:p>
+            <w:pPr>
+              <w:spacing w:before="20" w:after="20"/>
+              <w:jc w:val="left"/>
+            </w:pPr>
+            <w:r/>
+            <w:r>
+              <w:rPr>
+                <w:rFonts w:ascii="Calibri" w:hAnsi="Calibri"/>
+                <w:b w:val="0"/>
+                <w:color w:val="596573"/>
+                <w:sz w:val="18"/>
+              </w:rPr>
+            </w:r>
+          </w:p>
+        </w:tc>
+        <w:tc>
+          <w:tcPr>
+            <w:tcW w:type="dxa" w:w="1871"/>
+          </w:tcPr>
+          <w:p>
+            <w:pPr>
+              <w:spacing w:before="20" w:after="20"/>
+              <w:jc w:val="left"/>
+            </w:pPr>
+            <w:r/>
+            <w:r>
+              <w:rPr>
+                <w:rFonts w:ascii="Calibri" w:hAnsi="Calibri"/>
+                <w:b w:val="0"/>
+                <w:color w:val="16202C"/>
+                <w:sz w:val="18"/>
+              </w:rPr>
+              <w:t>Jocotitlán</w:t>
+            </w:r>
+          </w:p>
+        </w:tc>
+      </w:tr>
+      <w:tr>
+        <w:tc>
+          <w:tcPr>
+            <w:tcW w:type="dxa" w:w="1644"/>
+          </w:tcPr>
+          <w:p>
+            <w:pPr>
+              <w:spacing w:before="20" w:after="20"/>
+              <w:jc w:val="left"/>
+            </w:pPr>
+            <w:r/>
+            <w:r>
+              <w:rPr>
+                <w:rFonts w:ascii="Calibri" w:hAnsi="Calibri"/>
+                <w:b/>
+                <w:color w:val="7A1327"/>
+                <w:sz w:val="18"/>
+              </w:rPr>
+            </w:r>
+          </w:p>
+        </w:tc>
+        <w:tc>
+          <w:tcPr>
+            <w:tcW w:type="dxa" w:w="1474"/>
+          </w:tcPr>
+          <w:p>
+            <w:pPr>
+              <w:spacing w:before="20" w:after="20"/>
+              <w:jc w:val="left"/>
+            </w:pPr>
+            <w:r/>
+            <w:r>
+              <w:rPr>
+                <w:rFonts w:ascii="Calibri" w:hAnsi="Calibri"/>
+                <w:b w:val="0"/>
+                <w:color w:val="596573"/>
+                <w:sz w:val="18"/>
+              </w:rPr>
+            </w:r>
+          </w:p>
+        </w:tc>
+        <w:tc>
+          <w:tcPr>
+            <w:tcW w:type="dxa" w:w="1871"/>
+          </w:tcPr>
+          <w:p>
+            <w:pPr>
+              <w:spacing w:before="20" w:after="20"/>
+              <w:jc w:val="left"/>
+            </w:pPr>
+            <w:r/>
+            <w:r>
+              <w:rPr>
+                <w:rFonts w:ascii="Calibri" w:hAnsi="Calibri"/>
+                <w:b w:val="0"/>
+                <w:color w:val="16202C"/>
+                <w:sz w:val="18"/>
+              </w:rPr>
+              <w:t>Morelos</w:t>
+            </w:r>
+          </w:p>
+        </w:tc>
+      </w:tr>
+      <w:tr>
+        <w:tc>
+          <w:tcPr>
+            <w:tcW w:type="dxa" w:w="1644"/>
+          </w:tcPr>
+          <w:p>
+            <w:pPr>
+              <w:spacing w:before="20" w:after="20"/>
+              <w:jc w:val="left"/>
+            </w:pPr>
+            <w:r/>
+            <w:r>
+              <w:rPr>
+                <w:rFonts w:ascii="Calibri" w:hAnsi="Calibri"/>
+                <w:b/>
+                <w:color w:val="7A1327"/>
+                <w:sz w:val="18"/>
+              </w:rPr>
+            </w:r>
+          </w:p>
+        </w:tc>
+        <w:tc>
+          <w:tcPr>
+            <w:tcW w:type="dxa" w:w="1474"/>
+          </w:tcPr>
+          <w:p>
+            <w:pPr>
+              <w:spacing w:before="20" w:after="20"/>
+              <w:jc w:val="left"/>
+            </w:pPr>
+            <w:r/>
+            <w:r>
+              <w:rPr>
+                <w:rFonts w:ascii="Calibri" w:hAnsi="Calibri"/>
+                <w:b w:val="0"/>
+                <w:color w:val="596573"/>
+                <w:sz w:val="18"/>
+              </w:rPr>
+            </w:r>
+          </w:p>
+        </w:tc>
+        <w:tc>
+          <w:tcPr>
+            <w:tcW w:type="dxa" w:w="1871"/>
+          </w:tcPr>
+          <w:p>
+            <w:pPr>
+              <w:spacing w:before="20" w:after="20"/>
+              <w:jc w:val="left"/>
+            </w:pPr>
+            <w:r/>
+            <w:r>
+              <w:rPr>
+                <w:rFonts w:ascii="Calibri" w:hAnsi="Calibri"/>
+                <w:b w:val="0"/>
+                <w:color w:val="16202C"/>
+                <w:sz w:val="18"/>
+              </w:rPr>
+              <w:t>Temascalcingo</w:t>
+            </w:r>
+          </w:p>
+        </w:tc>
+      </w:tr>
+      <w:tr>
+        <w:tc>
+          <w:tcPr>
+            <w:tcW w:type="dxa" w:w="1644"/>
+          </w:tcPr>
+          <w:p>
+            <w:pPr>
+              <w:spacing w:before="20" w:after="20"/>
+              <w:jc w:val="left"/>
+            </w:pPr>
+            <w:r/>
+            <w:r>
+              <w:rPr>
+                <w:rFonts w:ascii="Calibri" w:hAnsi="Calibri"/>
+                <w:b/>
+                <w:color w:val="7A1327"/>
+                <w:sz w:val="18"/>
+              </w:rPr>
+            </w:r>
+          </w:p>
+        </w:tc>
+        <w:tc>
+          <w:tcPr>
+            <w:tcW w:type="dxa" w:w="1474"/>
+          </w:tcPr>
+          <w:p>
+            <w:pPr>
+              <w:spacing w:before="20" w:after="20"/>
+              <w:jc w:val="left"/>
+            </w:pPr>
+            <w:r/>
+            <w:r>
+              <w:rPr>
+                <w:rFonts w:ascii="Calibri" w:hAnsi="Calibri"/>
+                <w:b w:val="0"/>
+                <w:color w:val="596573"/>
+                <w:sz w:val="18"/>
+              </w:rPr>
+              <w:t>Jilotepec</w:t>
+            </w:r>
+          </w:p>
+        </w:tc>
+        <w:tc>
+          <w:tcPr>
+            <w:tcW w:type="dxa" w:w="1871"/>
+          </w:tcPr>
+          <w:p>
+            <w:pPr>
+              <w:spacing w:before="20" w:after="20"/>
+              <w:jc w:val="left"/>
+            </w:pPr>
+            <w:r/>
+            <w:r>
+              <w:rPr>
+                <w:rFonts w:ascii="Calibri" w:hAnsi="Calibri"/>
+                <w:b w:val="0"/>
+                <w:color w:val="16202C"/>
+                <w:sz w:val="18"/>
+              </w:rPr>
+              <w:t>Acambay</w:t>
+            </w:r>
+          </w:p>
+        </w:tc>
+      </w:tr>
+      <w:tr>
+        <w:tc>
+          <w:tcPr>
+            <w:tcW w:type="dxa" w:w="1644"/>
+          </w:tcPr>
+          <w:p>
+            <w:pPr>
+              <w:spacing w:before="20" w:after="20"/>
+              <w:jc w:val="left"/>
+            </w:pPr>
+            <w:r/>
+            <w:r>
+              <w:rPr>
+                <w:rFonts w:ascii="Calibri" w:hAnsi="Calibri"/>
+                <w:b/>
+                <w:color w:val="7A1327"/>
+                <w:sz w:val="18"/>
+              </w:rPr>
+            </w:r>
+          </w:p>
+        </w:tc>
+        <w:tc>
+          <w:tcPr>
+            <w:tcW w:type="dxa" w:w="1474"/>
+          </w:tcPr>
+          <w:p>
+            <w:pPr>
+              <w:spacing w:before="20" w:after="20"/>
+              <w:jc w:val="left"/>
+            </w:pPr>
+            <w:r/>
+            <w:r>
+              <w:rPr>
+                <w:rFonts w:ascii="Calibri" w:hAnsi="Calibri"/>
+                <w:b w:val="0"/>
+                <w:color w:val="596573"/>
+                <w:sz w:val="18"/>
+              </w:rPr>
+            </w:r>
+          </w:p>
+        </w:tc>
+        <w:tc>
+          <w:tcPr>
+            <w:tcW w:type="dxa" w:w="1871"/>
+          </w:tcPr>
+          <w:p>
+            <w:pPr>
+              <w:spacing w:before="20" w:after="20"/>
+              <w:jc w:val="left"/>
+            </w:pPr>
+            <w:r/>
+            <w:r>
+              <w:rPr>
+                <w:rFonts w:ascii="Calibri" w:hAnsi="Calibri"/>
+                <w:b w:val="0"/>
+                <w:color w:val="16202C"/>
+                <w:sz w:val="18"/>
+              </w:rPr>
+              <w:t>Aculco</w:t>
+            </w:r>
+          </w:p>
+        </w:tc>
+      </w:tr>
+      <w:tr>
+        <w:tc>
+          <w:tcPr>
+            <w:tcW w:type="dxa" w:w="1644"/>
+          </w:tcPr>
+          <w:p>
+            <w:pPr>
+              <w:spacing w:before="20" w:after="20"/>
+              <w:jc w:val="left"/>
+            </w:pPr>
+            <w:r/>
+            <w:r>
+              <w:rPr>
+                <w:rFonts w:ascii="Calibri" w:hAnsi="Calibri"/>
+                <w:b/>
+                <w:color w:val="7A1327"/>
+                <w:sz w:val="18"/>
+              </w:rPr>
+            </w:r>
+          </w:p>
+        </w:tc>
+        <w:tc>
+          <w:tcPr>
+            <w:tcW w:type="dxa" w:w="1474"/>
+          </w:tcPr>
+          <w:p>
+            <w:pPr>
+              <w:spacing w:before="20" w:after="20"/>
+              <w:jc w:val="left"/>
+            </w:pPr>
+            <w:r/>
+            <w:r>
+              <w:rPr>
+                <w:rFonts w:ascii="Calibri" w:hAnsi="Calibri"/>
+                <w:b w:val="0"/>
+                <w:color w:val="596573"/>
+                <w:sz w:val="18"/>
+              </w:rPr>
+            </w:r>
+          </w:p>
+        </w:tc>
+        <w:tc>
+          <w:tcPr>
+            <w:tcW w:type="dxa" w:w="1871"/>
+          </w:tcPr>
+          <w:p>
+            <w:pPr>
+              <w:spacing w:before="20" w:after="20"/>
+              <w:jc w:val="left"/>
+            </w:pPr>
+            <w:r/>
+            <w:r>
+              <w:rPr>
+                <w:rFonts w:ascii="Calibri" w:hAnsi="Calibri"/>
+                <w:b w:val="0"/>
+                <w:color w:val="16202C"/>
+                <w:sz w:val="18"/>
+              </w:rPr>
+              <w:t>Chapa de Mota</w:t>
+            </w:r>
+          </w:p>
+        </w:tc>
+      </w:tr>
+      <w:tr>
+        <w:tc>
+          <w:tcPr>
+            <w:tcW w:type="dxa" w:w="1644"/>
+          </w:tcPr>
+          <w:p>
+            <w:pPr>
+              <w:spacing w:before="20" w:after="20"/>
+              <w:jc w:val="left"/>
+            </w:pPr>
+            <w:r/>
+            <w:r>
+              <w:rPr>
+                <w:rFonts w:ascii="Calibri" w:hAnsi="Calibri"/>
+                <w:b/>
+                <w:color w:val="7A1327"/>
+                <w:sz w:val="18"/>
+              </w:rPr>
+            </w:r>
+          </w:p>
+        </w:tc>
+        <w:tc>
+          <w:tcPr>
+            <w:tcW w:type="dxa" w:w="1474"/>
+          </w:tcPr>
+          <w:p>
+            <w:pPr>
+              <w:spacing w:before="20" w:after="20"/>
+              <w:jc w:val="left"/>
+            </w:pPr>
+            <w:r/>
+            <w:r>
+              <w:rPr>
+                <w:rFonts w:ascii="Calibri" w:hAnsi="Calibri"/>
+                <w:b w:val="0"/>
+                <w:color w:val="596573"/>
+                <w:sz w:val="18"/>
+              </w:rPr>
+            </w:r>
+          </w:p>
+        </w:tc>
+        <w:tc>
+          <w:tcPr>
+            <w:tcW w:type="dxa" w:w="1871"/>
+          </w:tcPr>
+          <w:p>
+            <w:pPr>
+              <w:spacing w:before="20" w:after="20"/>
+              <w:jc w:val="left"/>
+            </w:pPr>
+            <w:r/>
+            <w:r>
+              <w:rPr>
+                <w:rFonts w:ascii="Calibri" w:hAnsi="Calibri"/>
+                <w:b w:val="0"/>
+                <w:color w:val="16202C"/>
+                <w:sz w:val="18"/>
+              </w:rPr>
+              <w:t>Jilotepec</w:t>
+            </w:r>
+          </w:p>
+        </w:tc>
+      </w:tr>
+      <w:tr>
+        <w:tc>
+          <w:tcPr>
+            <w:tcW w:type="dxa" w:w="1644"/>
+          </w:tcPr>
+          <w:p>
+            <w:pPr>
+              <w:spacing w:before="20" w:after="20"/>
+              <w:jc w:val="left"/>
+            </w:pPr>
+            <w:r/>
+            <w:r>
+              <w:rPr>
+                <w:rFonts w:ascii="Calibri" w:hAnsi="Calibri"/>
+                <w:b/>
+                <w:color w:val="7A1327"/>
+                <w:sz w:val="18"/>
+              </w:rPr>
+            </w:r>
+          </w:p>
+        </w:tc>
+        <w:tc>
+          <w:tcPr>
+            <w:tcW w:type="dxa" w:w="1474"/>
+          </w:tcPr>
+          <w:p>
+            <w:pPr>
+              <w:spacing w:before="20" w:after="20"/>
+              <w:jc w:val="left"/>
+            </w:pPr>
+            <w:r/>
+            <w:r>
+              <w:rPr>
+                <w:rFonts w:ascii="Calibri" w:hAnsi="Calibri"/>
+                <w:b w:val="0"/>
+                <w:color w:val="596573"/>
+                <w:sz w:val="18"/>
+              </w:rPr>
+            </w:r>
+          </w:p>
+        </w:tc>
+        <w:tc>
+          <w:tcPr>
+            <w:tcW w:type="dxa" w:w="1871"/>
+          </w:tcPr>
+          <w:p>
+            <w:pPr>
+              <w:spacing w:before="20" w:after="20"/>
+              <w:jc w:val="left"/>
+            </w:pPr>
+            <w:r/>
+            <w:r>
+              <w:rPr>
+                <w:rFonts w:ascii="Calibri" w:hAnsi="Calibri"/>
+                <w:b w:val="0"/>
+                <w:color w:val="16202C"/>
+                <w:sz w:val="18"/>
+              </w:rPr>
+              <w:t>Polotitlán</w:t>
+            </w:r>
+          </w:p>
+        </w:tc>
+      </w:tr>
+      <w:tr>
+        <w:tc>
+          <w:tcPr>
+            <w:tcW w:type="dxa" w:w="1644"/>
+          </w:tcPr>
+          <w:p>
+            <w:pPr>
+              <w:spacing w:before="20" w:after="20"/>
+              <w:jc w:val="left"/>
+            </w:pPr>
+            <w:r/>
+            <w:r>
+              <w:rPr>
+                <w:rFonts w:ascii="Calibri" w:hAnsi="Calibri"/>
+                <w:b/>
+                <w:color w:val="7A1327"/>
+                <w:sz w:val="18"/>
+              </w:rPr>
+            </w:r>
+          </w:p>
+        </w:tc>
+        <w:tc>
+          <w:tcPr>
+            <w:tcW w:type="dxa" w:w="1474"/>
+          </w:tcPr>
+          <w:p>
+            <w:pPr>
+              <w:spacing w:before="20" w:after="20"/>
+              <w:jc w:val="left"/>
+            </w:pPr>
+            <w:r/>
+            <w:r>
+              <w:rPr>
+                <w:rFonts w:ascii="Calibri" w:hAnsi="Calibri"/>
+                <w:b w:val="0"/>
+                <w:color w:val="596573"/>
+                <w:sz w:val="18"/>
+              </w:rPr>
+            </w:r>
+          </w:p>
+        </w:tc>
+        <w:tc>
+          <w:tcPr>
+            <w:tcW w:type="dxa" w:w="1871"/>
+          </w:tcPr>
+          <w:p>
+            <w:pPr>
+              <w:spacing w:before="20" w:after="20"/>
+              <w:jc w:val="left"/>
+            </w:pPr>
+            <w:r/>
+            <w:r>
+              <w:rPr>
+                <w:rFonts w:ascii="Calibri" w:hAnsi="Calibri"/>
+                <w:b w:val="0"/>
+                <w:color w:val="16202C"/>
+                <w:sz w:val="18"/>
+              </w:rPr>
+              <w:t>Soyaniquilpan de Juárez</w:t>
+            </w:r>
+          </w:p>
+        </w:tc>
+      </w:tr>
+      <w:tr>
+        <w:tc>
+          <w:tcPr>
+            <w:tcW w:type="dxa" w:w="1644"/>
+          </w:tcPr>
+          <w:p>
+            <w:pPr>
+              <w:spacing w:before="20" w:after="20"/>
+              <w:jc w:val="left"/>
+            </w:pPr>
+            <w:r/>
+            <w:r>
+              <w:rPr>
+                <w:rFonts w:ascii="Calibri" w:hAnsi="Calibri"/>
+                <w:b/>
+                <w:color w:val="7A1327"/>
+                <w:sz w:val="18"/>
+              </w:rPr>
+            </w:r>
+          </w:p>
+        </w:tc>
+        <w:tc>
+          <w:tcPr>
+            <w:tcW w:type="dxa" w:w="1474"/>
+          </w:tcPr>
+          <w:p>
+            <w:pPr>
+              <w:spacing w:before="20" w:after="20"/>
+              <w:jc w:val="left"/>
+            </w:pPr>
+            <w:r/>
+            <w:r>
+              <w:rPr>
+                <w:rFonts w:ascii="Calibri" w:hAnsi="Calibri"/>
+                <w:b w:val="0"/>
+                <w:color w:val="596573"/>
+                <w:sz w:val="18"/>
+              </w:rPr>
+            </w:r>
+          </w:p>
+        </w:tc>
+        <w:tc>
+          <w:tcPr>
+            <w:tcW w:type="dxa" w:w="1871"/>
+          </w:tcPr>
+          <w:p>
+            <w:pPr>
+              <w:spacing w:before="20" w:after="20"/>
+              <w:jc w:val="left"/>
+            </w:pPr>
+            <w:r/>
+            <w:r>
+              <w:rPr>
+                <w:rFonts w:ascii="Calibri" w:hAnsi="Calibri"/>
+                <w:b w:val="0"/>
+                <w:color w:val="16202C"/>
+                <w:sz w:val="18"/>
+              </w:rPr>
+              <w:t>Timilpan</w:t>
+            </w:r>
+          </w:p>
+        </w:tc>
+      </w:tr>
+      <w:tr>
+        <w:tc>
+          <w:tcPr>
+            <w:tcW w:type="dxa" w:w="1644"/>
+          </w:tcPr>
+          <w:p>
+            <w:pPr>
+              <w:spacing w:before="20" w:after="20"/>
+              <w:jc w:val="left"/>
+            </w:pPr>
+            <w:r/>
+            <w:r>
+              <w:rPr>
+                <w:rFonts w:ascii="Calibri" w:hAnsi="Calibri"/>
+                <w:b/>
+                <w:color w:val="7A1327"/>
+                <w:sz w:val="18"/>
+              </w:rPr>
+            </w:r>
+          </w:p>
+        </w:tc>
+        <w:tc>
+          <w:tcPr>
+            <w:tcW w:type="dxa" w:w="1474"/>
+          </w:tcPr>
+          <w:p>
+            <w:pPr>
+              <w:spacing w:before="20" w:after="20"/>
+              <w:jc w:val="left"/>
+            </w:pPr>
+            <w:r/>
+            <w:r>
+              <w:rPr>
+                <w:rFonts w:ascii="Calibri" w:hAnsi="Calibri"/>
+                <w:b w:val="0"/>
+                <w:color w:val="596573"/>
+                <w:sz w:val="18"/>
+              </w:rPr>
+            </w:r>
+          </w:p>
+        </w:tc>
+        <w:tc>
+          <w:tcPr>
+            <w:tcW w:type="dxa" w:w="1871"/>
+          </w:tcPr>
+          <w:p>
+            <w:pPr>
+              <w:spacing w:before="20" w:after="20"/>
+              <w:jc w:val="left"/>
+            </w:pPr>
+            <w:r/>
+            <w:r>
+              <w:rPr>
+                <w:rFonts w:ascii="Calibri" w:hAnsi="Calibri"/>
+                <w:b w:val="0"/>
+                <w:color w:val="16202C"/>
+                <w:sz w:val="18"/>
+              </w:rPr>
+              <w:t>Villa del Carbón</w:t>
+            </w:r>
+          </w:p>
+        </w:tc>
+      </w:tr>
+      <w:tr>
+        <w:tc>
+          <w:tcPr>
+            <w:tcW w:type="dxa" w:w="1644"/>
+            <w:shd w:val="clear" w:fill="F2F4F7"/>
+          </w:tcPr>
+          <w:p>
+            <w:pPr>
+              <w:spacing w:before="20" w:after="20"/>
+              <w:jc w:val="left"/>
+            </w:pPr>
+            <w:r/>
+            <w:r>
+              <w:rPr>
+                <w:rFonts w:ascii="Calibri" w:hAnsi="Calibri"/>
+                <w:b/>
+                <w:color w:val="7A1327"/>
+                <w:sz w:val="18"/>
+              </w:rPr>
+              <w:t>Ixtapan</w:t>
             </w:r>
           </w:p>
         </w:tc>
@@ -3988,7 +5765,7 @@
                 <w:color w:val="596573"/>
                 <w:sz w:val="18"/>
               </w:rPr>
-              <w:t>Ixtapaluca</w:t>
+              <w:t>Ixtapan</w:t>
             </w:r>
           </w:p>
         </w:tc>
@@ -4010,7 +5787,7 @@
                 <w:color w:val="16202C"/>
                 <w:sz w:val="18"/>
               </w:rPr>
-              <w:t>Ixtapaluca</w:t>
+              <w:t>Calimaya</w:t>
             </w:r>
           </w:p>
         </w:tc>
@@ -4073,7 +5850,7 @@
                 <w:color w:val="16202C"/>
                 <w:sz w:val="18"/>
               </w:rPr>
-              <w:t>Valle de Chalco Solidaridad</w:t>
+              <w:t>Coatepec Harinas</w:t>
             </w:r>
           </w:p>
         </w:tc>
@@ -4116,7 +5893,6 @@
                 <w:color w:val="596573"/>
                 <w:sz w:val="18"/>
               </w:rPr>
-              <w:t>Volcanes</w:t>
             </w:r>
           </w:p>
         </w:tc>
@@ -4137,7 +5913,7 @@
                 <w:color w:val="16202C"/>
                 <w:sz w:val="18"/>
               </w:rPr>
-              <w:t>Amecameca</w:t>
+              <w:t>Ixtapan de la Sal</w:t>
             </w:r>
           </w:p>
         </w:tc>
@@ -4200,7 +5976,7 @@
                 <w:color w:val="16202C"/>
                 <w:sz w:val="18"/>
               </w:rPr>
-              <w:t>Atlautla</w:t>
+              <w:t>Joquicingo</w:t>
             </w:r>
           </w:p>
         </w:tc>
@@ -4263,7 +6039,7 @@
                 <w:color w:val="16202C"/>
                 <w:sz w:val="18"/>
               </w:rPr>
-              <w:t>Chalco</w:t>
+              <w:t>Malinalco</w:t>
             </w:r>
           </w:p>
         </w:tc>
@@ -4326,7 +6102,7 @@
                 <w:color w:val="16202C"/>
                 <w:sz w:val="18"/>
               </w:rPr>
-              <w:t>Cocotitlán</w:t>
+              <w:t>Ocuilan</w:t>
             </w:r>
           </w:p>
         </w:tc>
@@ -4389,7 +6165,7 @@
                 <w:color w:val="16202C"/>
                 <w:sz w:val="18"/>
               </w:rPr>
-              <w:t>Juchitepec</w:t>
+              <w:t>Tenancingo</w:t>
             </w:r>
           </w:p>
         </w:tc>
@@ -4452,7 +6228,7 @@
                 <w:color w:val="16202C"/>
                 <w:sz w:val="18"/>
               </w:rPr>
-              <w:t>Ozumba</w:t>
+              <w:t>Tenango del Valle</w:t>
             </w:r>
           </w:p>
         </w:tc>
@@ -4515,7 +6291,7 @@
                 <w:color w:val="16202C"/>
                 <w:sz w:val="18"/>
               </w:rPr>
-              <w:t>Tepetlixpa</w:t>
+              <w:t>Tonatico</w:t>
             </w:r>
           </w:p>
         </w:tc>
@@ -4578,7 +6354,7 @@
                 <w:color w:val="16202C"/>
                 <w:sz w:val="18"/>
               </w:rPr>
-              <w:t>Tlalmanalco</w:t>
+              <w:t>Villa Guerrero</w:t>
             </w:r>
           </w:p>
         </w:tc>
@@ -4621,7 +6397,7 @@
                 <w:color w:val="596573"/>
                 <w:sz w:val="18"/>
               </w:rPr>
-              <w:t>Sin Subdirección Declarada</w:t>
+              <w:t>Sur</w:t>
             </w:r>
           </w:p>
         </w:tc>
@@ -4642,7 +6418,7 @@
                 <w:color w:val="16202C"/>
                 <w:sz w:val="18"/>
               </w:rPr>
-              <w:t>Ayapango (v)</w:t>
+              <w:t>Tejupilco</w:t>
             </w:r>
           </w:p>
         </w:tc>
@@ -4685,6 +6461,7 @@
                 <w:color w:val="596573"/>
                 <w:sz w:val="18"/>
               </w:rPr>
+              <w:t>Sin Subdirección Declarada</w:t>
             </w:r>
           </w:p>
         </w:tc>
@@ -4705,7 +6482,7 @@
                 <w:color w:val="16202C"/>
                 <w:sz w:val="18"/>
               </w:rPr>
-              <w:t>Ecatzingo (v)</w:t>
+              <w:t>Almoloya de Alquisiras (v)</w:t>
             </w:r>
           </w:p>
         </w:tc>
@@ -4768,7 +6545,7 @@
                 <w:color w:val="16202C"/>
                 <w:sz w:val="18"/>
               </w:rPr>
-              <w:t>Temamatla (v)</w:t>
+              <w:t>Almoloya del Río (v)</w:t>
             </w:r>
           </w:p>
         </w:tc>
@@ -4831,7 +6608,7 @@
                 <w:color w:val="16202C"/>
                 <w:sz w:val="18"/>
               </w:rPr>
-              <w:t>Tenango del Aire (v)</w:t>
+              <w:t>Amatepec (v)</w:t>
             </w:r>
           </w:p>
         </w:tc>
@@ -4840,7 +6617,6 @@
         <w:tc>
           <w:tcPr>
             <w:tcW w:type="dxa" w:w="1644"/>
-            <w:shd w:val="clear" w:fill="F2F4F7"/>
           </w:tcPr>
           <w:p>
             <w:pPr>
@@ -4855,7 +6631,512 @@
                 <w:color w:val="7A1327"/>
                 <w:sz w:val="18"/>
               </w:rPr>
-              <w:t>Atlacomulco</w:t>
+            </w:r>
+          </w:p>
+        </w:tc>
+        <w:tc>
+          <w:tcPr>
+            <w:tcW w:type="dxa" w:w="1474"/>
+          </w:tcPr>
+          <w:p>
+            <w:pPr>
+              <w:spacing w:before="20" w:after="20"/>
+              <w:jc w:val="left"/>
+            </w:pPr>
+            <w:r/>
+            <w:r>
+              <w:rPr>
+                <w:rFonts w:ascii="Calibri" w:hAnsi="Calibri"/>
+                <w:b w:val="0"/>
+                <w:color w:val="596573"/>
+                <w:sz w:val="18"/>
+              </w:rPr>
+            </w:r>
+          </w:p>
+        </w:tc>
+        <w:tc>
+          <w:tcPr>
+            <w:tcW w:type="dxa" w:w="1871"/>
+          </w:tcPr>
+          <w:p>
+            <w:pPr>
+              <w:spacing w:before="20" w:after="20"/>
+              <w:jc w:val="left"/>
+            </w:pPr>
+            <w:r/>
+            <w:r>
+              <w:rPr>
+                <w:rFonts w:ascii="Calibri" w:hAnsi="Calibri"/>
+                <w:b w:val="0"/>
+                <w:color w:val="16202C"/>
+                <w:sz w:val="18"/>
+              </w:rPr>
+              <w:t>Rayón (v)</w:t>
+            </w:r>
+          </w:p>
+        </w:tc>
+      </w:tr>
+      <w:tr>
+        <w:tc>
+          <w:tcPr>
+            <w:tcW w:type="dxa" w:w="1644"/>
+          </w:tcPr>
+          <w:p>
+            <w:pPr>
+              <w:spacing w:before="20" w:after="20"/>
+              <w:jc w:val="left"/>
+            </w:pPr>
+            <w:r/>
+            <w:r>
+              <w:rPr>
+                <w:rFonts w:ascii="Calibri" w:hAnsi="Calibri"/>
+                <w:b/>
+                <w:color w:val="7A1327"/>
+                <w:sz w:val="18"/>
+              </w:rPr>
+            </w:r>
+          </w:p>
+        </w:tc>
+        <w:tc>
+          <w:tcPr>
+            <w:tcW w:type="dxa" w:w="1474"/>
+          </w:tcPr>
+          <w:p>
+            <w:pPr>
+              <w:spacing w:before="20" w:after="20"/>
+              <w:jc w:val="left"/>
+            </w:pPr>
+            <w:r/>
+            <w:r>
+              <w:rPr>
+                <w:rFonts w:ascii="Calibri" w:hAnsi="Calibri"/>
+                <w:b w:val="0"/>
+                <w:color w:val="596573"/>
+                <w:sz w:val="18"/>
+              </w:rPr>
+            </w:r>
+          </w:p>
+        </w:tc>
+        <w:tc>
+          <w:tcPr>
+            <w:tcW w:type="dxa" w:w="1871"/>
+          </w:tcPr>
+          <w:p>
+            <w:pPr>
+              <w:spacing w:before="20" w:after="20"/>
+              <w:jc w:val="left"/>
+            </w:pPr>
+            <w:r/>
+            <w:r>
+              <w:rPr>
+                <w:rFonts w:ascii="Calibri" w:hAnsi="Calibri"/>
+                <w:b w:val="0"/>
+                <w:color w:val="16202C"/>
+                <w:sz w:val="18"/>
+              </w:rPr>
+              <w:t>San Simón de Guerrero (v)</w:t>
+            </w:r>
+          </w:p>
+        </w:tc>
+      </w:tr>
+      <w:tr>
+        <w:tc>
+          <w:tcPr>
+            <w:tcW w:type="dxa" w:w="1644"/>
+          </w:tcPr>
+          <w:p>
+            <w:pPr>
+              <w:spacing w:before="20" w:after="20"/>
+              <w:jc w:val="left"/>
+            </w:pPr>
+            <w:r/>
+            <w:r>
+              <w:rPr>
+                <w:rFonts w:ascii="Calibri" w:hAnsi="Calibri"/>
+                <w:b/>
+                <w:color w:val="7A1327"/>
+                <w:sz w:val="18"/>
+              </w:rPr>
+            </w:r>
+          </w:p>
+        </w:tc>
+        <w:tc>
+          <w:tcPr>
+            <w:tcW w:type="dxa" w:w="1474"/>
+          </w:tcPr>
+          <w:p>
+            <w:pPr>
+              <w:spacing w:before="20" w:after="20"/>
+              <w:jc w:val="left"/>
+            </w:pPr>
+            <w:r/>
+            <w:r>
+              <w:rPr>
+                <w:rFonts w:ascii="Calibri" w:hAnsi="Calibri"/>
+                <w:b w:val="0"/>
+                <w:color w:val="596573"/>
+                <w:sz w:val="18"/>
+              </w:rPr>
+            </w:r>
+          </w:p>
+        </w:tc>
+        <w:tc>
+          <w:tcPr>
+            <w:tcW w:type="dxa" w:w="1871"/>
+          </w:tcPr>
+          <w:p>
+            <w:pPr>
+              <w:spacing w:before="20" w:after="20"/>
+              <w:jc w:val="left"/>
+            </w:pPr>
+            <w:r/>
+            <w:r>
+              <w:rPr>
+                <w:rFonts w:ascii="Calibri" w:hAnsi="Calibri"/>
+                <w:b w:val="0"/>
+                <w:color w:val="16202C"/>
+                <w:sz w:val="18"/>
+              </w:rPr>
+              <w:t>Sultepec (v)</w:t>
+            </w:r>
+          </w:p>
+        </w:tc>
+      </w:tr>
+      <w:tr>
+        <w:tc>
+          <w:tcPr>
+            <w:tcW w:type="dxa" w:w="1644"/>
+          </w:tcPr>
+          <w:p>
+            <w:pPr>
+              <w:spacing w:before="20" w:after="20"/>
+              <w:jc w:val="left"/>
+            </w:pPr>
+            <w:r/>
+            <w:r>
+              <w:rPr>
+                <w:rFonts w:ascii="Calibri" w:hAnsi="Calibri"/>
+                <w:b/>
+                <w:color w:val="7A1327"/>
+                <w:sz w:val="18"/>
+              </w:rPr>
+            </w:r>
+          </w:p>
+        </w:tc>
+        <w:tc>
+          <w:tcPr>
+            <w:tcW w:type="dxa" w:w="1474"/>
+          </w:tcPr>
+          <w:p>
+            <w:pPr>
+              <w:spacing w:before="20" w:after="20"/>
+              <w:jc w:val="left"/>
+            </w:pPr>
+            <w:r/>
+            <w:r>
+              <w:rPr>
+                <w:rFonts w:ascii="Calibri" w:hAnsi="Calibri"/>
+                <w:b w:val="0"/>
+                <w:color w:val="596573"/>
+                <w:sz w:val="18"/>
+              </w:rPr>
+            </w:r>
+          </w:p>
+        </w:tc>
+        <w:tc>
+          <w:tcPr>
+            <w:tcW w:type="dxa" w:w="1871"/>
+          </w:tcPr>
+          <w:p>
+            <w:pPr>
+              <w:spacing w:before="20" w:after="20"/>
+              <w:jc w:val="left"/>
+            </w:pPr>
+            <w:r/>
+            <w:r>
+              <w:rPr>
+                <w:rFonts w:ascii="Calibri" w:hAnsi="Calibri"/>
+                <w:b w:val="0"/>
+                <w:color w:val="16202C"/>
+                <w:sz w:val="18"/>
+              </w:rPr>
+              <w:t>Texcaltitlán (v)</w:t>
+            </w:r>
+          </w:p>
+        </w:tc>
+      </w:tr>
+      <w:tr>
+        <w:tc>
+          <w:tcPr>
+            <w:tcW w:type="dxa" w:w="1644"/>
+          </w:tcPr>
+          <w:p>
+            <w:pPr>
+              <w:spacing w:before="20" w:after="20"/>
+              <w:jc w:val="left"/>
+            </w:pPr>
+            <w:r/>
+            <w:r>
+              <w:rPr>
+                <w:rFonts w:ascii="Calibri" w:hAnsi="Calibri"/>
+                <w:b/>
+                <w:color w:val="7A1327"/>
+                <w:sz w:val="18"/>
+              </w:rPr>
+            </w:r>
+          </w:p>
+        </w:tc>
+        <w:tc>
+          <w:tcPr>
+            <w:tcW w:type="dxa" w:w="1474"/>
+          </w:tcPr>
+          <w:p>
+            <w:pPr>
+              <w:spacing w:before="20" w:after="20"/>
+              <w:jc w:val="left"/>
+            </w:pPr>
+            <w:r/>
+            <w:r>
+              <w:rPr>
+                <w:rFonts w:ascii="Calibri" w:hAnsi="Calibri"/>
+                <w:b w:val="0"/>
+                <w:color w:val="596573"/>
+                <w:sz w:val="18"/>
+              </w:rPr>
+            </w:r>
+          </w:p>
+        </w:tc>
+        <w:tc>
+          <w:tcPr>
+            <w:tcW w:type="dxa" w:w="1871"/>
+          </w:tcPr>
+          <w:p>
+            <w:pPr>
+              <w:spacing w:before="20" w:after="20"/>
+              <w:jc w:val="left"/>
+            </w:pPr>
+            <w:r/>
+            <w:r>
+              <w:rPr>
+                <w:rFonts w:ascii="Calibri" w:hAnsi="Calibri"/>
+                <w:b w:val="0"/>
+                <w:color w:val="16202C"/>
+                <w:sz w:val="18"/>
+              </w:rPr>
+              <w:t>Texcalyacac (v)</w:t>
+            </w:r>
+          </w:p>
+        </w:tc>
+      </w:tr>
+      <w:tr>
+        <w:tc>
+          <w:tcPr>
+            <w:tcW w:type="dxa" w:w="1644"/>
+          </w:tcPr>
+          <w:p>
+            <w:pPr>
+              <w:spacing w:before="20" w:after="20"/>
+              <w:jc w:val="left"/>
+            </w:pPr>
+            <w:r/>
+            <w:r>
+              <w:rPr>
+                <w:rFonts w:ascii="Calibri" w:hAnsi="Calibri"/>
+                <w:b/>
+                <w:color w:val="7A1327"/>
+                <w:sz w:val="18"/>
+              </w:rPr>
+            </w:r>
+          </w:p>
+        </w:tc>
+        <w:tc>
+          <w:tcPr>
+            <w:tcW w:type="dxa" w:w="1474"/>
+          </w:tcPr>
+          <w:p>
+            <w:pPr>
+              <w:spacing w:before="20" w:after="20"/>
+              <w:jc w:val="left"/>
+            </w:pPr>
+            <w:r/>
+            <w:r>
+              <w:rPr>
+                <w:rFonts w:ascii="Calibri" w:hAnsi="Calibri"/>
+                <w:b w:val="0"/>
+                <w:color w:val="596573"/>
+                <w:sz w:val="18"/>
+              </w:rPr>
+            </w:r>
+          </w:p>
+        </w:tc>
+        <w:tc>
+          <w:tcPr>
+            <w:tcW w:type="dxa" w:w="1871"/>
+          </w:tcPr>
+          <w:p>
+            <w:pPr>
+              <w:spacing w:before="20" w:after="20"/>
+              <w:jc w:val="left"/>
+            </w:pPr>
+            <w:r/>
+            <w:r>
+              <w:rPr>
+                <w:rFonts w:ascii="Calibri" w:hAnsi="Calibri"/>
+                <w:b w:val="0"/>
+                <w:color w:val="16202C"/>
+                <w:sz w:val="18"/>
+              </w:rPr>
+              <w:t>Tlatlaya (v)</w:t>
+            </w:r>
+          </w:p>
+        </w:tc>
+      </w:tr>
+      <w:tr>
+        <w:tc>
+          <w:tcPr>
+            <w:tcW w:type="dxa" w:w="1644"/>
+          </w:tcPr>
+          <w:p>
+            <w:pPr>
+              <w:spacing w:before="20" w:after="20"/>
+              <w:jc w:val="left"/>
+            </w:pPr>
+            <w:r/>
+            <w:r>
+              <w:rPr>
+                <w:rFonts w:ascii="Calibri" w:hAnsi="Calibri"/>
+                <w:b/>
+                <w:color w:val="7A1327"/>
+                <w:sz w:val="18"/>
+              </w:rPr>
+            </w:r>
+          </w:p>
+        </w:tc>
+        <w:tc>
+          <w:tcPr>
+            <w:tcW w:type="dxa" w:w="1474"/>
+          </w:tcPr>
+          <w:p>
+            <w:pPr>
+              <w:spacing w:before="20" w:after="20"/>
+              <w:jc w:val="left"/>
+            </w:pPr>
+            <w:r/>
+            <w:r>
+              <w:rPr>
+                <w:rFonts w:ascii="Calibri" w:hAnsi="Calibri"/>
+                <w:b w:val="0"/>
+                <w:color w:val="596573"/>
+                <w:sz w:val="18"/>
+              </w:rPr>
+            </w:r>
+          </w:p>
+        </w:tc>
+        <w:tc>
+          <w:tcPr>
+            <w:tcW w:type="dxa" w:w="1871"/>
+          </w:tcPr>
+          <w:p>
+            <w:pPr>
+              <w:spacing w:before="20" w:after="20"/>
+              <w:jc w:val="left"/>
+            </w:pPr>
+            <w:r/>
+            <w:r>
+              <w:rPr>
+                <w:rFonts w:ascii="Calibri" w:hAnsi="Calibri"/>
+                <w:b w:val="0"/>
+                <w:color w:val="16202C"/>
+                <w:sz w:val="18"/>
+              </w:rPr>
+              <w:t>Zacualpan (v)</w:t>
+            </w:r>
+          </w:p>
+        </w:tc>
+      </w:tr>
+      <w:tr>
+        <w:tc>
+          <w:tcPr>
+            <w:tcW w:type="dxa" w:w="1644"/>
+          </w:tcPr>
+          <w:p>
+            <w:pPr>
+              <w:spacing w:before="20" w:after="20"/>
+              <w:jc w:val="left"/>
+            </w:pPr>
+            <w:r/>
+            <w:r>
+              <w:rPr>
+                <w:rFonts w:ascii="Calibri" w:hAnsi="Calibri"/>
+                <w:b/>
+                <w:color w:val="7A1327"/>
+                <w:sz w:val="18"/>
+              </w:rPr>
+            </w:r>
+          </w:p>
+        </w:tc>
+        <w:tc>
+          <w:tcPr>
+            <w:tcW w:type="dxa" w:w="1474"/>
+          </w:tcPr>
+          <w:p>
+            <w:pPr>
+              <w:spacing w:before="20" w:after="20"/>
+              <w:jc w:val="left"/>
+            </w:pPr>
+            <w:r/>
+            <w:r>
+              <w:rPr>
+                <w:rFonts w:ascii="Calibri" w:hAnsi="Calibri"/>
+                <w:b w:val="0"/>
+                <w:color w:val="596573"/>
+                <w:sz w:val="18"/>
+              </w:rPr>
+            </w:r>
+          </w:p>
+        </w:tc>
+        <w:tc>
+          <w:tcPr>
+            <w:tcW w:type="dxa" w:w="1871"/>
+          </w:tcPr>
+          <w:p>
+            <w:pPr>
+              <w:spacing w:before="20" w:after="20"/>
+              <w:jc w:val="left"/>
+            </w:pPr>
+            <w:r/>
+            <w:r>
+              <w:rPr>
+                <w:rFonts w:ascii="Calibri" w:hAnsi="Calibri"/>
+                <w:b w:val="0"/>
+                <w:color w:val="16202C"/>
+                <w:sz w:val="18"/>
+              </w:rPr>
+              <w:t>Zumpahuacan (v)</w:t>
+            </w:r>
+          </w:p>
+        </w:tc>
+      </w:tr>
+      <w:tr>
+        <w:tc>
+          <w:tcPr>
+            <w:tcW w:type="dxa" w:w="1644"/>
+            <w:shd w:val="clear" w:fill="F2F4F7"/>
+          </w:tcPr>
+          <w:p>
+            <w:pPr>
+              <w:spacing w:before="20" w:after="20"/>
+              <w:jc w:val="left"/>
+            </w:pPr>
+            <w:r/>
+            <w:r>
+              <w:rPr>
+                <w:rFonts w:ascii="Calibri" w:hAnsi="Calibri"/>
+                <w:b/>
+                <w:color w:val="7A1327"/>
+                <w:sz w:val="18"/>
+              </w:rPr>
+              <w:t>Valle de Bravo</w:t>
             </w:r>
           </w:p>
         </w:tc>
@@ -4877,7 +7158,7 @@
                 <w:color w:val="596573"/>
                 <w:sz w:val="18"/>
               </w:rPr>
-              <w:t>Atlacomulco</w:t>
+              <w:t>Valle de Bravo</w:t>
             </w:r>
           </w:p>
         </w:tc>
@@ -4899,7 +7180,7 @@
                 <w:color w:val="16202C"/>
                 <w:sz w:val="18"/>
               </w:rPr>
-              <w:t>Atlacomulco</w:t>
+              <w:t>Amanalco</w:t>
             </w:r>
           </w:p>
         </w:tc>
@@ -4962,7 +7243,7 @@
                 <w:color w:val="16202C"/>
                 <w:sz w:val="18"/>
               </w:rPr>
-              <w:t>Ixtlahuaca</w:t>
+              <w:t>Otzoloapan</w:t>
             </w:r>
           </w:p>
         </w:tc>
@@ -5025,7 +7306,7 @@
                 <w:color w:val="16202C"/>
                 <w:sz w:val="18"/>
               </w:rPr>
-              <w:t>Jiquipilco</w:t>
+              <w:t>Valle de Bravo</w:t>
             </w:r>
           </w:p>
         </w:tc>
@@ -5068,6 +7349,7 @@
                 <w:color w:val="596573"/>
                 <w:sz w:val="18"/>
               </w:rPr>
+              <w:t>Villa Victoria</w:t>
             </w:r>
           </w:p>
         </w:tc>
@@ -5088,7 +7370,7 @@
                 <w:color w:val="16202C"/>
                 <w:sz w:val="18"/>
               </w:rPr>
-              <w:t>Jocotitlán</w:t>
+              <w:t>Donato Guerra</w:t>
             </w:r>
           </w:p>
         </w:tc>
@@ -5151,7 +7433,7 @@
                 <w:color w:val="16202C"/>
                 <w:sz w:val="18"/>
               </w:rPr>
-              <w:t>Morelos</w:t>
+              <w:t>El Oro</w:t>
             </w:r>
           </w:p>
         </w:tc>
@@ -5214,7 +7496,7 @@
                 <w:color w:val="16202C"/>
                 <w:sz w:val="18"/>
               </w:rPr>
-              <w:t>Temascalcingo</w:t>
+              <w:t>San Felipe del Progreso</w:t>
             </w:r>
           </w:p>
         </w:tc>
@@ -5257,7 +7539,6 @@
                 <w:color w:val="596573"/>
                 <w:sz w:val="18"/>
               </w:rPr>
-              <w:t>Jilotepec</w:t>
             </w:r>
           </w:p>
         </w:tc>
@@ -5278,7 +7559,7 @@
                 <w:color w:val="16202C"/>
                 <w:sz w:val="18"/>
               </w:rPr>
-              <w:t>Acambay</w:t>
+              <w:t>San José del Rincón</w:t>
             </w:r>
           </w:p>
         </w:tc>
@@ -5341,7 +7622,7 @@
                 <w:color w:val="16202C"/>
                 <w:sz w:val="18"/>
               </w:rPr>
-              <w:t>Aculco</w:t>
+              <w:t>Villa Victoria</w:t>
             </w:r>
           </w:p>
         </w:tc>
@@ -5384,2288 +7665,7 @@
                 <w:color w:val="596573"/>
                 <w:sz w:val="18"/>
               </w:rPr>
-            </w:r>
-          </w:p>
-        </w:tc>
-        <w:tc>
-          <w:tcPr>
-            <w:tcW w:type="dxa" w:w="1871"/>
-          </w:tcPr>
-          <w:p>
-            <w:pPr>
-              <w:spacing w:before="20" w:after="20"/>
-              <w:jc w:val="left"/>
-            </w:pPr>
-            <w:r/>
-            <w:r>
-              <w:rPr>
-                <w:rFonts w:ascii="Calibri" w:hAnsi="Calibri"/>
-                <w:b w:val="0"/>
-                <w:color w:val="16202C"/>
-                <w:sz w:val="18"/>
-              </w:rPr>
-              <w:t>Chapa de Mota</w:t>
-            </w:r>
-          </w:p>
-        </w:tc>
-      </w:tr>
-      <w:tr>
-        <w:tc>
-          <w:tcPr>
-            <w:tcW w:type="dxa" w:w="1644"/>
-          </w:tcPr>
-          <w:p>
-            <w:pPr>
-              <w:spacing w:before="20" w:after="20"/>
-              <w:jc w:val="left"/>
-            </w:pPr>
-            <w:r/>
-            <w:r>
-              <w:rPr>
-                <w:rFonts w:ascii="Calibri" w:hAnsi="Calibri"/>
-                <w:b/>
-                <w:color w:val="7A1327"/>
-                <w:sz w:val="18"/>
-              </w:rPr>
-            </w:r>
-          </w:p>
-        </w:tc>
-        <w:tc>
-          <w:tcPr>
-            <w:tcW w:type="dxa" w:w="1474"/>
-          </w:tcPr>
-          <w:p>
-            <w:pPr>
-              <w:spacing w:before="20" w:after="20"/>
-              <w:jc w:val="left"/>
-            </w:pPr>
-            <w:r/>
-            <w:r>
-              <w:rPr>
-                <w:rFonts w:ascii="Calibri" w:hAnsi="Calibri"/>
-                <w:b w:val="0"/>
-                <w:color w:val="596573"/>
-                <w:sz w:val="18"/>
-              </w:rPr>
-            </w:r>
-          </w:p>
-        </w:tc>
-        <w:tc>
-          <w:tcPr>
-            <w:tcW w:type="dxa" w:w="1871"/>
-          </w:tcPr>
-          <w:p>
-            <w:pPr>
-              <w:spacing w:before="20" w:after="20"/>
-              <w:jc w:val="left"/>
-            </w:pPr>
-            <w:r/>
-            <w:r>
-              <w:rPr>
-                <w:rFonts w:ascii="Calibri" w:hAnsi="Calibri"/>
-                <w:b w:val="0"/>
-                <w:color w:val="16202C"/>
-                <w:sz w:val="18"/>
-              </w:rPr>
-              <w:t>Jilotepec</w:t>
-            </w:r>
-          </w:p>
-        </w:tc>
-      </w:tr>
-      <w:tr>
-        <w:tc>
-          <w:tcPr>
-            <w:tcW w:type="dxa" w:w="1644"/>
-          </w:tcPr>
-          <w:p>
-            <w:pPr>
-              <w:spacing w:before="20" w:after="20"/>
-              <w:jc w:val="left"/>
-            </w:pPr>
-            <w:r/>
-            <w:r>
-              <w:rPr>
-                <w:rFonts w:ascii="Calibri" w:hAnsi="Calibri"/>
-                <w:b/>
-                <w:color w:val="7A1327"/>
-                <w:sz w:val="18"/>
-              </w:rPr>
-            </w:r>
-          </w:p>
-        </w:tc>
-        <w:tc>
-          <w:tcPr>
-            <w:tcW w:type="dxa" w:w="1474"/>
-          </w:tcPr>
-          <w:p>
-            <w:pPr>
-              <w:spacing w:before="20" w:after="20"/>
-              <w:jc w:val="left"/>
-            </w:pPr>
-            <w:r/>
-            <w:r>
-              <w:rPr>
-                <w:rFonts w:ascii="Calibri" w:hAnsi="Calibri"/>
-                <w:b w:val="0"/>
-                <w:color w:val="596573"/>
-                <w:sz w:val="18"/>
-              </w:rPr>
-            </w:r>
-          </w:p>
-        </w:tc>
-        <w:tc>
-          <w:tcPr>
-            <w:tcW w:type="dxa" w:w="1871"/>
-          </w:tcPr>
-          <w:p>
-            <w:pPr>
-              <w:spacing w:before="20" w:after="20"/>
-              <w:jc w:val="left"/>
-            </w:pPr>
-            <w:r/>
-            <w:r>
-              <w:rPr>
-                <w:rFonts w:ascii="Calibri" w:hAnsi="Calibri"/>
-                <w:b w:val="0"/>
-                <w:color w:val="16202C"/>
-                <w:sz w:val="18"/>
-              </w:rPr>
-              <w:t>Polotitlán</w:t>
-            </w:r>
-          </w:p>
-        </w:tc>
-      </w:tr>
-      <w:tr>
-        <w:tc>
-          <w:tcPr>
-            <w:tcW w:type="dxa" w:w="1644"/>
-          </w:tcPr>
-          <w:p>
-            <w:pPr>
-              <w:spacing w:before="20" w:after="20"/>
-              <w:jc w:val="left"/>
-            </w:pPr>
-            <w:r/>
-            <w:r>
-              <w:rPr>
-                <w:rFonts w:ascii="Calibri" w:hAnsi="Calibri"/>
-                <w:b/>
-                <w:color w:val="7A1327"/>
-                <w:sz w:val="18"/>
-              </w:rPr>
-            </w:r>
-          </w:p>
-        </w:tc>
-        <w:tc>
-          <w:tcPr>
-            <w:tcW w:type="dxa" w:w="1474"/>
-          </w:tcPr>
-          <w:p>
-            <w:pPr>
-              <w:spacing w:before="20" w:after="20"/>
-              <w:jc w:val="left"/>
-            </w:pPr>
-            <w:r/>
-            <w:r>
-              <w:rPr>
-                <w:rFonts w:ascii="Calibri" w:hAnsi="Calibri"/>
-                <w:b w:val="0"/>
-                <w:color w:val="596573"/>
-                <w:sz w:val="18"/>
-              </w:rPr>
-            </w:r>
-          </w:p>
-        </w:tc>
-        <w:tc>
-          <w:tcPr>
-            <w:tcW w:type="dxa" w:w="1871"/>
-          </w:tcPr>
-          <w:p>
-            <w:pPr>
-              <w:spacing w:before="20" w:after="20"/>
-              <w:jc w:val="left"/>
-            </w:pPr>
-            <w:r/>
-            <w:r>
-              <w:rPr>
-                <w:rFonts w:ascii="Calibri" w:hAnsi="Calibri"/>
-                <w:b w:val="0"/>
-                <w:color w:val="16202C"/>
-                <w:sz w:val="18"/>
-              </w:rPr>
-              <w:t>Soyaniquilpan de Juárez</w:t>
-            </w:r>
-          </w:p>
-        </w:tc>
-      </w:tr>
-      <w:tr>
-        <w:tc>
-          <w:tcPr>
-            <w:tcW w:type="dxa" w:w="1644"/>
-          </w:tcPr>
-          <w:p>
-            <w:pPr>
-              <w:spacing w:before="20" w:after="20"/>
-              <w:jc w:val="left"/>
-            </w:pPr>
-            <w:r/>
-            <w:r>
-              <w:rPr>
-                <w:rFonts w:ascii="Calibri" w:hAnsi="Calibri"/>
-                <w:b/>
-                <w:color w:val="7A1327"/>
-                <w:sz w:val="18"/>
-              </w:rPr>
-            </w:r>
-          </w:p>
-        </w:tc>
-        <w:tc>
-          <w:tcPr>
-            <w:tcW w:type="dxa" w:w="1474"/>
-          </w:tcPr>
-          <w:p>
-            <w:pPr>
-              <w:spacing w:before="20" w:after="20"/>
-              <w:jc w:val="left"/>
-            </w:pPr>
-            <w:r/>
-            <w:r>
-              <w:rPr>
-                <w:rFonts w:ascii="Calibri" w:hAnsi="Calibri"/>
-                <w:b w:val="0"/>
-                <w:color w:val="596573"/>
-                <w:sz w:val="18"/>
-              </w:rPr>
-            </w:r>
-          </w:p>
-        </w:tc>
-        <w:tc>
-          <w:tcPr>
-            <w:tcW w:type="dxa" w:w="1871"/>
-          </w:tcPr>
-          <w:p>
-            <w:pPr>
-              <w:spacing w:before="20" w:after="20"/>
-              <w:jc w:val="left"/>
-            </w:pPr>
-            <w:r/>
-            <w:r>
-              <w:rPr>
-                <w:rFonts w:ascii="Calibri" w:hAnsi="Calibri"/>
-                <w:b w:val="0"/>
-                <w:color w:val="16202C"/>
-                <w:sz w:val="18"/>
-              </w:rPr>
-              <w:t>Timilpan</w:t>
-            </w:r>
-          </w:p>
-        </w:tc>
-      </w:tr>
-      <w:tr>
-        <w:tc>
-          <w:tcPr>
-            <w:tcW w:type="dxa" w:w="1644"/>
-          </w:tcPr>
-          <w:p>
-            <w:pPr>
-              <w:spacing w:before="20" w:after="20"/>
-              <w:jc w:val="left"/>
-            </w:pPr>
-            <w:r/>
-            <w:r>
-              <w:rPr>
-                <w:rFonts w:ascii="Calibri" w:hAnsi="Calibri"/>
-                <w:b/>
-                <w:color w:val="7A1327"/>
-                <w:sz w:val="18"/>
-              </w:rPr>
-            </w:r>
-          </w:p>
-        </w:tc>
-        <w:tc>
-          <w:tcPr>
-            <w:tcW w:type="dxa" w:w="1474"/>
-          </w:tcPr>
-          <w:p>
-            <w:pPr>
-              <w:spacing w:before="20" w:after="20"/>
-              <w:jc w:val="left"/>
-            </w:pPr>
-            <w:r/>
-            <w:r>
-              <w:rPr>
-                <w:rFonts w:ascii="Calibri" w:hAnsi="Calibri"/>
-                <w:b w:val="0"/>
-                <w:color w:val="596573"/>
-                <w:sz w:val="18"/>
-              </w:rPr>
-            </w:r>
-          </w:p>
-        </w:tc>
-        <w:tc>
-          <w:tcPr>
-            <w:tcW w:type="dxa" w:w="1871"/>
-          </w:tcPr>
-          <w:p>
-            <w:pPr>
-              <w:spacing w:before="20" w:after="20"/>
-              <w:jc w:val="left"/>
-            </w:pPr>
-            <w:r/>
-            <w:r>
-              <w:rPr>
-                <w:rFonts w:ascii="Calibri" w:hAnsi="Calibri"/>
-                <w:b w:val="0"/>
-                <w:color w:val="16202C"/>
-                <w:sz w:val="18"/>
-              </w:rPr>
-              <w:t>Villa del Carbón</w:t>
-            </w:r>
-          </w:p>
-        </w:tc>
-      </w:tr>
-      <w:tr>
-        <w:tc>
-          <w:tcPr>
-            <w:tcW w:type="dxa" w:w="1644"/>
-            <w:shd w:val="clear" w:fill="F2F4F7"/>
-          </w:tcPr>
-          <w:p>
-            <w:pPr>
-              <w:spacing w:before="20" w:after="20"/>
-              <w:jc w:val="left"/>
-            </w:pPr>
-            <w:r/>
-            <w:r>
-              <w:rPr>
-                <w:rFonts w:ascii="Calibri" w:hAnsi="Calibri"/>
-                <w:b/>
-                <w:color w:val="7A1327"/>
-                <w:sz w:val="18"/>
-              </w:rPr>
-              <w:t>Ixtapan</w:t>
-            </w:r>
-          </w:p>
-        </w:tc>
-        <w:tc>
-          <w:tcPr>
-            <w:tcW w:type="dxa" w:w="1474"/>
-            <w:shd w:val="clear" w:fill="F2F4F7"/>
-          </w:tcPr>
-          <w:p>
-            <w:pPr>
-              <w:spacing w:before="20" w:after="20"/>
-              <w:jc w:val="left"/>
-            </w:pPr>
-            <w:r/>
-            <w:r>
-              <w:rPr>
-                <w:rFonts w:ascii="Calibri" w:hAnsi="Calibri"/>
-                <w:b w:val="0"/>
-                <w:color w:val="596573"/>
-                <w:sz w:val="18"/>
-              </w:rPr>
-              <w:t>Ixtapan</w:t>
-            </w:r>
-          </w:p>
-        </w:tc>
-        <w:tc>
-          <w:tcPr>
-            <w:tcW w:type="dxa" w:w="1871"/>
-            <w:shd w:val="clear" w:fill="F2F4F7"/>
-          </w:tcPr>
-          <w:p>
-            <w:pPr>
-              <w:spacing w:before="20" w:after="20"/>
-              <w:jc w:val="left"/>
-            </w:pPr>
-            <w:r/>
-            <w:r>
-              <w:rPr>
-                <w:rFonts w:ascii="Calibri" w:hAnsi="Calibri"/>
-                <w:b w:val="0"/>
-                <w:color w:val="16202C"/>
-                <w:sz w:val="18"/>
-              </w:rPr>
-              <w:t>Calimaya</w:t>
-            </w:r>
-          </w:p>
-        </w:tc>
-      </w:tr>
-      <w:tr>
-        <w:tc>
-          <w:tcPr>
-            <w:tcW w:type="dxa" w:w="1644"/>
-          </w:tcPr>
-          <w:p>
-            <w:pPr>
-              <w:spacing w:before="20" w:after="20"/>
-              <w:jc w:val="left"/>
-            </w:pPr>
-            <w:r/>
-            <w:r>
-              <w:rPr>
-                <w:rFonts w:ascii="Calibri" w:hAnsi="Calibri"/>
-                <w:b/>
-                <w:color w:val="7A1327"/>
-                <w:sz w:val="18"/>
-              </w:rPr>
-            </w:r>
-          </w:p>
-        </w:tc>
-        <w:tc>
-          <w:tcPr>
-            <w:tcW w:type="dxa" w:w="1474"/>
-          </w:tcPr>
-          <w:p>
-            <w:pPr>
-              <w:spacing w:before="20" w:after="20"/>
-              <w:jc w:val="left"/>
-            </w:pPr>
-            <w:r/>
-            <w:r>
-              <w:rPr>
-                <w:rFonts w:ascii="Calibri" w:hAnsi="Calibri"/>
-                <w:b w:val="0"/>
-                <w:color w:val="596573"/>
-                <w:sz w:val="18"/>
-              </w:rPr>
-            </w:r>
-          </w:p>
-        </w:tc>
-        <w:tc>
-          <w:tcPr>
-            <w:tcW w:type="dxa" w:w="1871"/>
-          </w:tcPr>
-          <w:p>
-            <w:pPr>
-              <w:spacing w:before="20" w:after="20"/>
-              <w:jc w:val="left"/>
-            </w:pPr>
-            <w:r/>
-            <w:r>
-              <w:rPr>
-                <w:rFonts w:ascii="Calibri" w:hAnsi="Calibri"/>
-                <w:b w:val="0"/>
-                <w:color w:val="16202C"/>
-                <w:sz w:val="18"/>
-              </w:rPr>
-              <w:t>Coatepec Harinas</w:t>
-            </w:r>
-          </w:p>
-        </w:tc>
-      </w:tr>
-      <w:tr>
-        <w:tc>
-          <w:tcPr>
-            <w:tcW w:type="dxa" w:w="1644"/>
-          </w:tcPr>
-          <w:p>
-            <w:pPr>
-              <w:spacing w:before="20" w:after="20"/>
-              <w:jc w:val="left"/>
-            </w:pPr>
-            <w:r/>
-            <w:r>
-              <w:rPr>
-                <w:rFonts w:ascii="Calibri" w:hAnsi="Calibri"/>
-                <w:b/>
-                <w:color w:val="7A1327"/>
-                <w:sz w:val="18"/>
-              </w:rPr>
-            </w:r>
-          </w:p>
-        </w:tc>
-        <w:tc>
-          <w:tcPr>
-            <w:tcW w:type="dxa" w:w="1474"/>
-          </w:tcPr>
-          <w:p>
-            <w:pPr>
-              <w:spacing w:before="20" w:after="20"/>
-              <w:jc w:val="left"/>
-            </w:pPr>
-            <w:r/>
-            <w:r>
-              <w:rPr>
-                <w:rFonts w:ascii="Calibri" w:hAnsi="Calibri"/>
-                <w:b w:val="0"/>
-                <w:color w:val="596573"/>
-                <w:sz w:val="18"/>
-              </w:rPr>
-            </w:r>
-          </w:p>
-        </w:tc>
-        <w:tc>
-          <w:tcPr>
-            <w:tcW w:type="dxa" w:w="1871"/>
-          </w:tcPr>
-          <w:p>
-            <w:pPr>
-              <w:spacing w:before="20" w:after="20"/>
-              <w:jc w:val="left"/>
-            </w:pPr>
-            <w:r/>
-            <w:r>
-              <w:rPr>
-                <w:rFonts w:ascii="Calibri" w:hAnsi="Calibri"/>
-                <w:b w:val="0"/>
-                <w:color w:val="16202C"/>
-                <w:sz w:val="18"/>
-              </w:rPr>
-              <w:t>Ixtapan de la Sal</w:t>
-            </w:r>
-          </w:p>
-        </w:tc>
-      </w:tr>
-      <w:tr>
-        <w:tc>
-          <w:tcPr>
-            <w:tcW w:type="dxa" w:w="1644"/>
-          </w:tcPr>
-          <w:p>
-            <w:pPr>
-              <w:spacing w:before="20" w:after="20"/>
-              <w:jc w:val="left"/>
-            </w:pPr>
-            <w:r/>
-            <w:r>
-              <w:rPr>
-                <w:rFonts w:ascii="Calibri" w:hAnsi="Calibri"/>
-                <w:b/>
-                <w:color w:val="7A1327"/>
-                <w:sz w:val="18"/>
-              </w:rPr>
-            </w:r>
-          </w:p>
-        </w:tc>
-        <w:tc>
-          <w:tcPr>
-            <w:tcW w:type="dxa" w:w="1474"/>
-          </w:tcPr>
-          <w:p>
-            <w:pPr>
-              <w:spacing w:before="20" w:after="20"/>
-              <w:jc w:val="left"/>
-            </w:pPr>
-            <w:r/>
-            <w:r>
-              <w:rPr>
-                <w:rFonts w:ascii="Calibri" w:hAnsi="Calibri"/>
-                <w:b w:val="0"/>
-                <w:color w:val="596573"/>
-                <w:sz w:val="18"/>
-              </w:rPr>
-            </w:r>
-          </w:p>
-        </w:tc>
-        <w:tc>
-          <w:tcPr>
-            <w:tcW w:type="dxa" w:w="1871"/>
-          </w:tcPr>
-          <w:p>
-            <w:pPr>
-              <w:spacing w:before="20" w:after="20"/>
-              <w:jc w:val="left"/>
-            </w:pPr>
-            <w:r/>
-            <w:r>
-              <w:rPr>
-                <w:rFonts w:ascii="Calibri" w:hAnsi="Calibri"/>
-                <w:b w:val="0"/>
-                <w:color w:val="16202C"/>
-                <w:sz w:val="18"/>
-              </w:rPr>
-              <w:t>Joquicingo</w:t>
-            </w:r>
-          </w:p>
-        </w:tc>
-      </w:tr>
-      <w:tr>
-        <w:tc>
-          <w:tcPr>
-            <w:tcW w:type="dxa" w:w="1644"/>
-          </w:tcPr>
-          <w:p>
-            <w:pPr>
-              <w:spacing w:before="20" w:after="20"/>
-              <w:jc w:val="left"/>
-            </w:pPr>
-            <w:r/>
-            <w:r>
-              <w:rPr>
-                <w:rFonts w:ascii="Calibri" w:hAnsi="Calibri"/>
-                <w:b/>
-                <w:color w:val="7A1327"/>
-                <w:sz w:val="18"/>
-              </w:rPr>
-            </w:r>
-          </w:p>
-        </w:tc>
-        <w:tc>
-          <w:tcPr>
-            <w:tcW w:type="dxa" w:w="1474"/>
-          </w:tcPr>
-          <w:p>
-            <w:pPr>
-              <w:spacing w:before="20" w:after="20"/>
-              <w:jc w:val="left"/>
-            </w:pPr>
-            <w:r/>
-            <w:r>
-              <w:rPr>
-                <w:rFonts w:ascii="Calibri" w:hAnsi="Calibri"/>
-                <w:b w:val="0"/>
-                <w:color w:val="596573"/>
-                <w:sz w:val="18"/>
-              </w:rPr>
-            </w:r>
-          </w:p>
-        </w:tc>
-        <w:tc>
-          <w:tcPr>
-            <w:tcW w:type="dxa" w:w="1871"/>
-          </w:tcPr>
-          <w:p>
-            <w:pPr>
-              <w:spacing w:before="20" w:after="20"/>
-              <w:jc w:val="left"/>
-            </w:pPr>
-            <w:r/>
-            <w:r>
-              <w:rPr>
-                <w:rFonts w:ascii="Calibri" w:hAnsi="Calibri"/>
-                <w:b w:val="0"/>
-                <w:color w:val="16202C"/>
-                <w:sz w:val="18"/>
-              </w:rPr>
-              <w:t>Malinalco</w:t>
-            </w:r>
-          </w:p>
-        </w:tc>
-      </w:tr>
-      <w:tr>
-        <w:tc>
-          <w:tcPr>
-            <w:tcW w:type="dxa" w:w="1644"/>
-          </w:tcPr>
-          <w:p>
-            <w:pPr>
-              <w:spacing w:before="20" w:after="20"/>
-              <w:jc w:val="left"/>
-            </w:pPr>
-            <w:r/>
-            <w:r>
-              <w:rPr>
-                <w:rFonts w:ascii="Calibri" w:hAnsi="Calibri"/>
-                <w:b/>
-                <w:color w:val="7A1327"/>
-                <w:sz w:val="18"/>
-              </w:rPr>
-            </w:r>
-          </w:p>
-        </w:tc>
-        <w:tc>
-          <w:tcPr>
-            <w:tcW w:type="dxa" w:w="1474"/>
-          </w:tcPr>
-          <w:p>
-            <w:pPr>
-              <w:spacing w:before="20" w:after="20"/>
-              <w:jc w:val="left"/>
-            </w:pPr>
-            <w:r/>
-            <w:r>
-              <w:rPr>
-                <w:rFonts w:ascii="Calibri" w:hAnsi="Calibri"/>
-                <w:b w:val="0"/>
-                <w:color w:val="596573"/>
-                <w:sz w:val="18"/>
-              </w:rPr>
-            </w:r>
-          </w:p>
-        </w:tc>
-        <w:tc>
-          <w:tcPr>
-            <w:tcW w:type="dxa" w:w="1871"/>
-          </w:tcPr>
-          <w:p>
-            <w:pPr>
-              <w:spacing w:before="20" w:after="20"/>
-              <w:jc w:val="left"/>
-            </w:pPr>
-            <w:r/>
-            <w:r>
-              <w:rPr>
-                <w:rFonts w:ascii="Calibri" w:hAnsi="Calibri"/>
-                <w:b w:val="0"/>
-                <w:color w:val="16202C"/>
-                <w:sz w:val="18"/>
-              </w:rPr>
-              <w:t>Ocuilan</w:t>
-            </w:r>
-          </w:p>
-        </w:tc>
-      </w:tr>
-      <w:tr>
-        <w:tc>
-          <w:tcPr>
-            <w:tcW w:type="dxa" w:w="1644"/>
-          </w:tcPr>
-          <w:p>
-            <w:pPr>
-              <w:spacing w:before="20" w:after="20"/>
-              <w:jc w:val="left"/>
-            </w:pPr>
-            <w:r/>
-            <w:r>
-              <w:rPr>
-                <w:rFonts w:ascii="Calibri" w:hAnsi="Calibri"/>
-                <w:b/>
-                <w:color w:val="7A1327"/>
-                <w:sz w:val="18"/>
-              </w:rPr>
-            </w:r>
-          </w:p>
-        </w:tc>
-        <w:tc>
-          <w:tcPr>
-            <w:tcW w:type="dxa" w:w="1474"/>
-          </w:tcPr>
-          <w:p>
-            <w:pPr>
-              <w:spacing w:before="20" w:after="20"/>
-              <w:jc w:val="left"/>
-            </w:pPr>
-            <w:r/>
-            <w:r>
-              <w:rPr>
-                <w:rFonts w:ascii="Calibri" w:hAnsi="Calibri"/>
-                <w:b w:val="0"/>
-                <w:color w:val="596573"/>
-                <w:sz w:val="18"/>
-              </w:rPr>
-            </w:r>
-          </w:p>
-        </w:tc>
-        <w:tc>
-          <w:tcPr>
-            <w:tcW w:type="dxa" w:w="1871"/>
-          </w:tcPr>
-          <w:p>
-            <w:pPr>
-              <w:spacing w:before="20" w:after="20"/>
-              <w:jc w:val="left"/>
-            </w:pPr>
-            <w:r/>
-            <w:r>
-              <w:rPr>
-                <w:rFonts w:ascii="Calibri" w:hAnsi="Calibri"/>
-                <w:b w:val="0"/>
-                <w:color w:val="16202C"/>
-                <w:sz w:val="18"/>
-              </w:rPr>
-              <w:t>Tenancingo</w:t>
-            </w:r>
-          </w:p>
-        </w:tc>
-      </w:tr>
-      <w:tr>
-        <w:tc>
-          <w:tcPr>
-            <w:tcW w:type="dxa" w:w="1644"/>
-          </w:tcPr>
-          <w:p>
-            <w:pPr>
-              <w:spacing w:before="20" w:after="20"/>
-              <w:jc w:val="left"/>
-            </w:pPr>
-            <w:r/>
-            <w:r>
-              <w:rPr>
-                <w:rFonts w:ascii="Calibri" w:hAnsi="Calibri"/>
-                <w:b/>
-                <w:color w:val="7A1327"/>
-                <w:sz w:val="18"/>
-              </w:rPr>
-            </w:r>
-          </w:p>
-        </w:tc>
-        <w:tc>
-          <w:tcPr>
-            <w:tcW w:type="dxa" w:w="1474"/>
-          </w:tcPr>
-          <w:p>
-            <w:pPr>
-              <w:spacing w:before="20" w:after="20"/>
-              <w:jc w:val="left"/>
-            </w:pPr>
-            <w:r/>
-            <w:r>
-              <w:rPr>
-                <w:rFonts w:ascii="Calibri" w:hAnsi="Calibri"/>
-                <w:b w:val="0"/>
-                <w:color w:val="596573"/>
-                <w:sz w:val="18"/>
-              </w:rPr>
-            </w:r>
-          </w:p>
-        </w:tc>
-        <w:tc>
-          <w:tcPr>
-            <w:tcW w:type="dxa" w:w="1871"/>
-          </w:tcPr>
-          <w:p>
-            <w:pPr>
-              <w:spacing w:before="20" w:after="20"/>
-              <w:jc w:val="left"/>
-            </w:pPr>
-            <w:r/>
-            <w:r>
-              <w:rPr>
-                <w:rFonts w:ascii="Calibri" w:hAnsi="Calibri"/>
-                <w:b w:val="0"/>
-                <w:color w:val="16202C"/>
-                <w:sz w:val="18"/>
-              </w:rPr>
-              <w:t>Tenango del Valle</w:t>
-            </w:r>
-          </w:p>
-        </w:tc>
-      </w:tr>
-      <w:tr>
-        <w:tc>
-          <w:tcPr>
-            <w:tcW w:type="dxa" w:w="1644"/>
-          </w:tcPr>
-          <w:p>
-            <w:pPr>
-              <w:spacing w:before="20" w:after="20"/>
-              <w:jc w:val="left"/>
-            </w:pPr>
-            <w:r/>
-            <w:r>
-              <w:rPr>
-                <w:rFonts w:ascii="Calibri" w:hAnsi="Calibri"/>
-                <w:b/>
-                <w:color w:val="7A1327"/>
-                <w:sz w:val="18"/>
-              </w:rPr>
-            </w:r>
-          </w:p>
-        </w:tc>
-        <w:tc>
-          <w:tcPr>
-            <w:tcW w:type="dxa" w:w="1474"/>
-          </w:tcPr>
-          <w:p>
-            <w:pPr>
-              <w:spacing w:before="20" w:after="20"/>
-              <w:jc w:val="left"/>
-            </w:pPr>
-            <w:r/>
-            <w:r>
-              <w:rPr>
-                <w:rFonts w:ascii="Calibri" w:hAnsi="Calibri"/>
-                <w:b w:val="0"/>
-                <w:color w:val="596573"/>
-                <w:sz w:val="18"/>
-              </w:rPr>
-            </w:r>
-          </w:p>
-        </w:tc>
-        <w:tc>
-          <w:tcPr>
-            <w:tcW w:type="dxa" w:w="1871"/>
-          </w:tcPr>
-          <w:p>
-            <w:pPr>
-              <w:spacing w:before="20" w:after="20"/>
-              <w:jc w:val="left"/>
-            </w:pPr>
-            <w:r/>
-            <w:r>
-              <w:rPr>
-                <w:rFonts w:ascii="Calibri" w:hAnsi="Calibri"/>
-                <w:b w:val="0"/>
-                <w:color w:val="16202C"/>
-                <w:sz w:val="18"/>
-              </w:rPr>
-              <w:t>Tonatico</w:t>
-            </w:r>
-          </w:p>
-        </w:tc>
-      </w:tr>
-      <w:tr>
-        <w:tc>
-          <w:tcPr>
-            <w:tcW w:type="dxa" w:w="1644"/>
-          </w:tcPr>
-          <w:p>
-            <w:pPr>
-              <w:spacing w:before="20" w:after="20"/>
-              <w:jc w:val="left"/>
-            </w:pPr>
-            <w:r/>
-            <w:r>
-              <w:rPr>
-                <w:rFonts w:ascii="Calibri" w:hAnsi="Calibri"/>
-                <w:b/>
-                <w:color w:val="7A1327"/>
-                <w:sz w:val="18"/>
-              </w:rPr>
-            </w:r>
-          </w:p>
-        </w:tc>
-        <w:tc>
-          <w:tcPr>
-            <w:tcW w:type="dxa" w:w="1474"/>
-          </w:tcPr>
-          <w:p>
-            <w:pPr>
-              <w:spacing w:before="20" w:after="20"/>
-              <w:jc w:val="left"/>
-            </w:pPr>
-            <w:r/>
-            <w:r>
-              <w:rPr>
-                <w:rFonts w:ascii="Calibri" w:hAnsi="Calibri"/>
-                <w:b w:val="0"/>
-                <w:color w:val="596573"/>
-                <w:sz w:val="18"/>
-              </w:rPr>
-            </w:r>
-          </w:p>
-        </w:tc>
-        <w:tc>
-          <w:tcPr>
-            <w:tcW w:type="dxa" w:w="1871"/>
-          </w:tcPr>
-          <w:p>
-            <w:pPr>
-              <w:spacing w:before="20" w:after="20"/>
-              <w:jc w:val="left"/>
-            </w:pPr>
-            <w:r/>
-            <w:r>
-              <w:rPr>
-                <w:rFonts w:ascii="Calibri" w:hAnsi="Calibri"/>
-                <w:b w:val="0"/>
-                <w:color w:val="16202C"/>
-                <w:sz w:val="18"/>
-              </w:rPr>
-              <w:t>Villa Guerrero</w:t>
-            </w:r>
-          </w:p>
-        </w:tc>
-      </w:tr>
-      <w:tr>
-        <w:tc>
-          <w:tcPr>
-            <w:tcW w:type="dxa" w:w="1644"/>
-          </w:tcPr>
-          <w:p>
-            <w:pPr>
-              <w:spacing w:before="20" w:after="20"/>
-              <w:jc w:val="left"/>
-            </w:pPr>
-            <w:r/>
-            <w:r>
-              <w:rPr>
-                <w:rFonts w:ascii="Calibri" w:hAnsi="Calibri"/>
-                <w:b/>
-                <w:color w:val="7A1327"/>
-                <w:sz w:val="18"/>
-              </w:rPr>
-            </w:r>
-          </w:p>
-        </w:tc>
-        <w:tc>
-          <w:tcPr>
-            <w:tcW w:type="dxa" w:w="1474"/>
-          </w:tcPr>
-          <w:p>
-            <w:pPr>
-              <w:spacing w:before="20" w:after="20"/>
-              <w:jc w:val="left"/>
-            </w:pPr>
-            <w:r/>
-            <w:r>
-              <w:rPr>
-                <w:rFonts w:ascii="Calibri" w:hAnsi="Calibri"/>
-                <w:b w:val="0"/>
-                <w:color w:val="596573"/>
-                <w:sz w:val="18"/>
-              </w:rPr>
-              <w:t>Sur</w:t>
-            </w:r>
-          </w:p>
-        </w:tc>
-        <w:tc>
-          <w:tcPr>
-            <w:tcW w:type="dxa" w:w="1871"/>
-          </w:tcPr>
-          <w:p>
-            <w:pPr>
-              <w:spacing w:before="20" w:after="20"/>
-              <w:jc w:val="left"/>
-            </w:pPr>
-            <w:r/>
-            <w:r>
-              <w:rPr>
-                <w:rFonts w:ascii="Calibri" w:hAnsi="Calibri"/>
-                <w:b w:val="0"/>
-                <w:color w:val="16202C"/>
-                <w:sz w:val="18"/>
-              </w:rPr>
-              <w:t>Tejupilco</w:t>
-            </w:r>
-          </w:p>
-        </w:tc>
-      </w:tr>
-      <w:tr>
-        <w:tc>
-          <w:tcPr>
-            <w:tcW w:type="dxa" w:w="1644"/>
-          </w:tcPr>
-          <w:p>
-            <w:pPr>
-              <w:spacing w:before="20" w:after="20"/>
-              <w:jc w:val="left"/>
-            </w:pPr>
-            <w:r/>
-            <w:r>
-              <w:rPr>
-                <w:rFonts w:ascii="Calibri" w:hAnsi="Calibri"/>
-                <w:b/>
-                <w:color w:val="7A1327"/>
-                <w:sz w:val="18"/>
-              </w:rPr>
-            </w:r>
-          </w:p>
-        </w:tc>
-        <w:tc>
-          <w:tcPr>
-            <w:tcW w:type="dxa" w:w="1474"/>
-          </w:tcPr>
-          <w:p>
-            <w:pPr>
-              <w:spacing w:before="20" w:after="20"/>
-              <w:jc w:val="left"/>
-            </w:pPr>
-            <w:r/>
-            <w:r>
-              <w:rPr>
-                <w:rFonts w:ascii="Calibri" w:hAnsi="Calibri"/>
-                <w:b w:val="0"/>
-                <w:color w:val="596573"/>
-                <w:sz w:val="18"/>
-              </w:rPr>
               <w:t>Sin Subdirección Declarada</w:t>
-            </w:r>
-          </w:p>
-        </w:tc>
-        <w:tc>
-          <w:tcPr>
-            <w:tcW w:type="dxa" w:w="1871"/>
-          </w:tcPr>
-          <w:p>
-            <w:pPr>
-              <w:spacing w:before="20" w:after="20"/>
-              <w:jc w:val="left"/>
-            </w:pPr>
-            <w:r/>
-            <w:r>
-              <w:rPr>
-                <w:rFonts w:ascii="Calibri" w:hAnsi="Calibri"/>
-                <w:b w:val="0"/>
-                <w:color w:val="16202C"/>
-                <w:sz w:val="18"/>
-              </w:rPr>
-              <w:t>Almoloya de Alquisiras (v)</w:t>
-            </w:r>
-          </w:p>
-        </w:tc>
-      </w:tr>
-      <w:tr>
-        <w:tc>
-          <w:tcPr>
-            <w:tcW w:type="dxa" w:w="1644"/>
-          </w:tcPr>
-          <w:p>
-            <w:pPr>
-              <w:spacing w:before="20" w:after="20"/>
-              <w:jc w:val="left"/>
-            </w:pPr>
-            <w:r/>
-            <w:r>
-              <w:rPr>
-                <w:rFonts w:ascii="Calibri" w:hAnsi="Calibri"/>
-                <w:b/>
-                <w:color w:val="7A1327"/>
-                <w:sz w:val="18"/>
-              </w:rPr>
-            </w:r>
-          </w:p>
-        </w:tc>
-        <w:tc>
-          <w:tcPr>
-            <w:tcW w:type="dxa" w:w="1474"/>
-          </w:tcPr>
-          <w:p>
-            <w:pPr>
-              <w:spacing w:before="20" w:after="20"/>
-              <w:jc w:val="left"/>
-            </w:pPr>
-            <w:r/>
-            <w:r>
-              <w:rPr>
-                <w:rFonts w:ascii="Calibri" w:hAnsi="Calibri"/>
-                <w:b w:val="0"/>
-                <w:color w:val="596573"/>
-                <w:sz w:val="18"/>
-              </w:rPr>
-            </w:r>
-          </w:p>
-        </w:tc>
-        <w:tc>
-          <w:tcPr>
-            <w:tcW w:type="dxa" w:w="1871"/>
-          </w:tcPr>
-          <w:p>
-            <w:pPr>
-              <w:spacing w:before="20" w:after="20"/>
-              <w:jc w:val="left"/>
-            </w:pPr>
-            <w:r/>
-            <w:r>
-              <w:rPr>
-                <w:rFonts w:ascii="Calibri" w:hAnsi="Calibri"/>
-                <w:b w:val="0"/>
-                <w:color w:val="16202C"/>
-                <w:sz w:val="18"/>
-              </w:rPr>
-              <w:t>Almoloya del Río (v)</w:t>
-            </w:r>
-          </w:p>
-        </w:tc>
-      </w:tr>
-      <w:tr>
-        <w:tc>
-          <w:tcPr>
-            <w:tcW w:type="dxa" w:w="1644"/>
-          </w:tcPr>
-          <w:p>
-            <w:pPr>
-              <w:spacing w:before="20" w:after="20"/>
-              <w:jc w:val="left"/>
-            </w:pPr>
-            <w:r/>
-            <w:r>
-              <w:rPr>
-                <w:rFonts w:ascii="Calibri" w:hAnsi="Calibri"/>
-                <w:b/>
-                <w:color w:val="7A1327"/>
-                <w:sz w:val="18"/>
-              </w:rPr>
-            </w:r>
-          </w:p>
-        </w:tc>
-        <w:tc>
-          <w:tcPr>
-            <w:tcW w:type="dxa" w:w="1474"/>
-          </w:tcPr>
-          <w:p>
-            <w:pPr>
-              <w:spacing w:before="20" w:after="20"/>
-              <w:jc w:val="left"/>
-            </w:pPr>
-            <w:r/>
-            <w:r>
-              <w:rPr>
-                <w:rFonts w:ascii="Calibri" w:hAnsi="Calibri"/>
-                <w:b w:val="0"/>
-                <w:color w:val="596573"/>
-                <w:sz w:val="18"/>
-              </w:rPr>
-            </w:r>
-          </w:p>
-        </w:tc>
-        <w:tc>
-          <w:tcPr>
-            <w:tcW w:type="dxa" w:w="1871"/>
-          </w:tcPr>
-          <w:p>
-            <w:pPr>
-              <w:spacing w:before="20" w:after="20"/>
-              <w:jc w:val="left"/>
-            </w:pPr>
-            <w:r/>
-            <w:r>
-              <w:rPr>
-                <w:rFonts w:ascii="Calibri" w:hAnsi="Calibri"/>
-                <w:b w:val="0"/>
-                <w:color w:val="16202C"/>
-                <w:sz w:val="18"/>
-              </w:rPr>
-              <w:t>Amatepec (v)</w:t>
-            </w:r>
-          </w:p>
-        </w:tc>
-      </w:tr>
-      <w:tr>
-        <w:tc>
-          <w:tcPr>
-            <w:tcW w:type="dxa" w:w="1644"/>
-          </w:tcPr>
-          <w:p>
-            <w:pPr>
-              <w:spacing w:before="20" w:after="20"/>
-              <w:jc w:val="left"/>
-            </w:pPr>
-            <w:r/>
-            <w:r>
-              <w:rPr>
-                <w:rFonts w:ascii="Calibri" w:hAnsi="Calibri"/>
-                <w:b/>
-                <w:color w:val="7A1327"/>
-                <w:sz w:val="18"/>
-              </w:rPr>
-            </w:r>
-          </w:p>
-        </w:tc>
-        <w:tc>
-          <w:tcPr>
-            <w:tcW w:type="dxa" w:w="1474"/>
-          </w:tcPr>
-          <w:p>
-            <w:pPr>
-              <w:spacing w:before="20" w:after="20"/>
-              <w:jc w:val="left"/>
-            </w:pPr>
-            <w:r/>
-            <w:r>
-              <w:rPr>
-                <w:rFonts w:ascii="Calibri" w:hAnsi="Calibri"/>
-                <w:b w:val="0"/>
-                <w:color w:val="596573"/>
-                <w:sz w:val="18"/>
-              </w:rPr>
-            </w:r>
-          </w:p>
-        </w:tc>
-        <w:tc>
-          <w:tcPr>
-            <w:tcW w:type="dxa" w:w="1871"/>
-          </w:tcPr>
-          <w:p>
-            <w:pPr>
-              <w:spacing w:before="20" w:after="20"/>
-              <w:jc w:val="left"/>
-            </w:pPr>
-            <w:r/>
-            <w:r>
-              <w:rPr>
-                <w:rFonts w:ascii="Calibri" w:hAnsi="Calibri"/>
-                <w:b w:val="0"/>
-                <w:color w:val="16202C"/>
-                <w:sz w:val="18"/>
-              </w:rPr>
-              <w:t>Rayón (v)</w:t>
-            </w:r>
-          </w:p>
-        </w:tc>
-      </w:tr>
-      <w:tr>
-        <w:tc>
-          <w:tcPr>
-            <w:tcW w:type="dxa" w:w="1644"/>
-          </w:tcPr>
-          <w:p>
-            <w:pPr>
-              <w:spacing w:before="20" w:after="20"/>
-              <w:jc w:val="left"/>
-            </w:pPr>
-            <w:r/>
-            <w:r>
-              <w:rPr>
-                <w:rFonts w:ascii="Calibri" w:hAnsi="Calibri"/>
-                <w:b/>
-                <w:color w:val="7A1327"/>
-                <w:sz w:val="18"/>
-              </w:rPr>
-            </w:r>
-          </w:p>
-        </w:tc>
-        <w:tc>
-          <w:tcPr>
-            <w:tcW w:type="dxa" w:w="1474"/>
-          </w:tcPr>
-          <w:p>
-            <w:pPr>
-              <w:spacing w:before="20" w:after="20"/>
-              <w:jc w:val="left"/>
-            </w:pPr>
-            <w:r/>
-            <w:r>
-              <w:rPr>
-                <w:rFonts w:ascii="Calibri" w:hAnsi="Calibri"/>
-                <w:b w:val="0"/>
-                <w:color w:val="596573"/>
-                <w:sz w:val="18"/>
-              </w:rPr>
-            </w:r>
-          </w:p>
-        </w:tc>
-        <w:tc>
-          <w:tcPr>
-            <w:tcW w:type="dxa" w:w="1871"/>
-          </w:tcPr>
-          <w:p>
-            <w:pPr>
-              <w:spacing w:before="20" w:after="20"/>
-              <w:jc w:val="left"/>
-            </w:pPr>
-            <w:r/>
-            <w:r>
-              <w:rPr>
-                <w:rFonts w:ascii="Calibri" w:hAnsi="Calibri"/>
-                <w:b w:val="0"/>
-                <w:color w:val="16202C"/>
-                <w:sz w:val="18"/>
-              </w:rPr>
-              <w:t>San Simón de Guerrero (v)</w:t>
-            </w:r>
-          </w:p>
-        </w:tc>
-      </w:tr>
-      <w:tr>
-        <w:tc>
-          <w:tcPr>
-            <w:tcW w:type="dxa" w:w="1644"/>
-          </w:tcPr>
-          <w:p>
-            <w:pPr>
-              <w:spacing w:before="20" w:after="20"/>
-              <w:jc w:val="left"/>
-            </w:pPr>
-            <w:r/>
-            <w:r>
-              <w:rPr>
-                <w:rFonts w:ascii="Calibri" w:hAnsi="Calibri"/>
-                <w:b/>
-                <w:color w:val="7A1327"/>
-                <w:sz w:val="18"/>
-              </w:rPr>
-            </w:r>
-          </w:p>
-        </w:tc>
-        <w:tc>
-          <w:tcPr>
-            <w:tcW w:type="dxa" w:w="1474"/>
-          </w:tcPr>
-          <w:p>
-            <w:pPr>
-              <w:spacing w:before="20" w:after="20"/>
-              <w:jc w:val="left"/>
-            </w:pPr>
-            <w:r/>
-            <w:r>
-              <w:rPr>
-                <w:rFonts w:ascii="Calibri" w:hAnsi="Calibri"/>
-                <w:b w:val="0"/>
-                <w:color w:val="596573"/>
-                <w:sz w:val="18"/>
-              </w:rPr>
-            </w:r>
-          </w:p>
-        </w:tc>
-        <w:tc>
-          <w:tcPr>
-            <w:tcW w:type="dxa" w:w="1871"/>
-          </w:tcPr>
-          <w:p>
-            <w:pPr>
-              <w:spacing w:before="20" w:after="20"/>
-              <w:jc w:val="left"/>
-            </w:pPr>
-            <w:r/>
-            <w:r>
-              <w:rPr>
-                <w:rFonts w:ascii="Calibri" w:hAnsi="Calibri"/>
-                <w:b w:val="0"/>
-                <w:color w:val="16202C"/>
-                <w:sz w:val="18"/>
-              </w:rPr>
-              <w:t>Sultepec (v)</w:t>
-            </w:r>
-          </w:p>
-        </w:tc>
-      </w:tr>
-      <w:tr>
-        <w:tc>
-          <w:tcPr>
-            <w:tcW w:type="dxa" w:w="1644"/>
-          </w:tcPr>
-          <w:p>
-            <w:pPr>
-              <w:spacing w:before="20" w:after="20"/>
-              <w:jc w:val="left"/>
-            </w:pPr>
-            <w:r/>
-            <w:r>
-              <w:rPr>
-                <w:rFonts w:ascii="Calibri" w:hAnsi="Calibri"/>
-                <w:b/>
-                <w:color w:val="7A1327"/>
-                <w:sz w:val="18"/>
-              </w:rPr>
-            </w:r>
-          </w:p>
-        </w:tc>
-        <w:tc>
-          <w:tcPr>
-            <w:tcW w:type="dxa" w:w="1474"/>
-          </w:tcPr>
-          <w:p>
-            <w:pPr>
-              <w:spacing w:before="20" w:after="20"/>
-              <w:jc w:val="left"/>
-            </w:pPr>
-            <w:r/>
-            <w:r>
-              <w:rPr>
-                <w:rFonts w:ascii="Calibri" w:hAnsi="Calibri"/>
-                <w:b w:val="0"/>
-                <w:color w:val="596573"/>
-                <w:sz w:val="18"/>
-              </w:rPr>
-            </w:r>
-          </w:p>
-        </w:tc>
-        <w:tc>
-          <w:tcPr>
-            <w:tcW w:type="dxa" w:w="1871"/>
-          </w:tcPr>
-          <w:p>
-            <w:pPr>
-              <w:spacing w:before="20" w:after="20"/>
-              <w:jc w:val="left"/>
-            </w:pPr>
-            <w:r/>
-            <w:r>
-              <w:rPr>
-                <w:rFonts w:ascii="Calibri" w:hAnsi="Calibri"/>
-                <w:b w:val="0"/>
-                <w:color w:val="16202C"/>
-                <w:sz w:val="18"/>
-              </w:rPr>
-              <w:t>Texcaltitlán (v)</w:t>
-            </w:r>
-          </w:p>
-        </w:tc>
-      </w:tr>
-      <w:tr>
-        <w:tc>
-          <w:tcPr>
-            <w:tcW w:type="dxa" w:w="1644"/>
-          </w:tcPr>
-          <w:p>
-            <w:pPr>
-              <w:spacing w:before="20" w:after="20"/>
-              <w:jc w:val="left"/>
-            </w:pPr>
-            <w:r/>
-            <w:r>
-              <w:rPr>
-                <w:rFonts w:ascii="Calibri" w:hAnsi="Calibri"/>
-                <w:b/>
-                <w:color w:val="7A1327"/>
-                <w:sz w:val="18"/>
-              </w:rPr>
-            </w:r>
-          </w:p>
-        </w:tc>
-        <w:tc>
-          <w:tcPr>
-            <w:tcW w:type="dxa" w:w="1474"/>
-          </w:tcPr>
-          <w:p>
-            <w:pPr>
-              <w:spacing w:before="20" w:after="20"/>
-              <w:jc w:val="left"/>
-            </w:pPr>
-            <w:r/>
-            <w:r>
-              <w:rPr>
-                <w:rFonts w:ascii="Calibri" w:hAnsi="Calibri"/>
-                <w:b w:val="0"/>
-                <w:color w:val="596573"/>
-                <w:sz w:val="18"/>
-              </w:rPr>
-            </w:r>
-          </w:p>
-        </w:tc>
-        <w:tc>
-          <w:tcPr>
-            <w:tcW w:type="dxa" w:w="1871"/>
-          </w:tcPr>
-          <w:p>
-            <w:pPr>
-              <w:spacing w:before="20" w:after="20"/>
-              <w:jc w:val="left"/>
-            </w:pPr>
-            <w:r/>
-            <w:r>
-              <w:rPr>
-                <w:rFonts w:ascii="Calibri" w:hAnsi="Calibri"/>
-                <w:b w:val="0"/>
-                <w:color w:val="16202C"/>
-                <w:sz w:val="18"/>
-              </w:rPr>
-              <w:t>Texcalyacac (v)</w:t>
-            </w:r>
-          </w:p>
-        </w:tc>
-      </w:tr>
-      <w:tr>
-        <w:tc>
-          <w:tcPr>
-            <w:tcW w:type="dxa" w:w="1644"/>
-          </w:tcPr>
-          <w:p>
-            <w:pPr>
-              <w:spacing w:before="20" w:after="20"/>
-              <w:jc w:val="left"/>
-            </w:pPr>
-            <w:r/>
-            <w:r>
-              <w:rPr>
-                <w:rFonts w:ascii="Calibri" w:hAnsi="Calibri"/>
-                <w:b/>
-                <w:color w:val="7A1327"/>
-                <w:sz w:val="18"/>
-              </w:rPr>
-            </w:r>
-          </w:p>
-        </w:tc>
-        <w:tc>
-          <w:tcPr>
-            <w:tcW w:type="dxa" w:w="1474"/>
-          </w:tcPr>
-          <w:p>
-            <w:pPr>
-              <w:spacing w:before="20" w:after="20"/>
-              <w:jc w:val="left"/>
-            </w:pPr>
-            <w:r/>
-            <w:r>
-              <w:rPr>
-                <w:rFonts w:ascii="Calibri" w:hAnsi="Calibri"/>
-                <w:b w:val="0"/>
-                <w:color w:val="596573"/>
-                <w:sz w:val="18"/>
-              </w:rPr>
-            </w:r>
-          </w:p>
-        </w:tc>
-        <w:tc>
-          <w:tcPr>
-            <w:tcW w:type="dxa" w:w="1871"/>
-          </w:tcPr>
-          <w:p>
-            <w:pPr>
-              <w:spacing w:before="20" w:after="20"/>
-              <w:jc w:val="left"/>
-            </w:pPr>
-            <w:r/>
-            <w:r>
-              <w:rPr>
-                <w:rFonts w:ascii="Calibri" w:hAnsi="Calibri"/>
-                <w:b w:val="0"/>
-                <w:color w:val="16202C"/>
-                <w:sz w:val="18"/>
-              </w:rPr>
-              <w:t>Tlatlaya (v)</w:t>
-            </w:r>
-          </w:p>
-        </w:tc>
-      </w:tr>
-      <w:tr>
-        <w:tc>
-          <w:tcPr>
-            <w:tcW w:type="dxa" w:w="1644"/>
-          </w:tcPr>
-          <w:p>
-            <w:pPr>
-              <w:spacing w:before="20" w:after="20"/>
-              <w:jc w:val="left"/>
-            </w:pPr>
-            <w:r/>
-            <w:r>
-              <w:rPr>
-                <w:rFonts w:ascii="Calibri" w:hAnsi="Calibri"/>
-                <w:b/>
-                <w:color w:val="7A1327"/>
-                <w:sz w:val="18"/>
-              </w:rPr>
-            </w:r>
-          </w:p>
-        </w:tc>
-        <w:tc>
-          <w:tcPr>
-            <w:tcW w:type="dxa" w:w="1474"/>
-          </w:tcPr>
-          <w:p>
-            <w:pPr>
-              <w:spacing w:before="20" w:after="20"/>
-              <w:jc w:val="left"/>
-            </w:pPr>
-            <w:r/>
-            <w:r>
-              <w:rPr>
-                <w:rFonts w:ascii="Calibri" w:hAnsi="Calibri"/>
-                <w:b w:val="0"/>
-                <w:color w:val="596573"/>
-                <w:sz w:val="18"/>
-              </w:rPr>
-            </w:r>
-          </w:p>
-        </w:tc>
-        <w:tc>
-          <w:tcPr>
-            <w:tcW w:type="dxa" w:w="1871"/>
-          </w:tcPr>
-          <w:p>
-            <w:pPr>
-              <w:spacing w:before="20" w:after="20"/>
-              <w:jc w:val="left"/>
-            </w:pPr>
-            <w:r/>
-            <w:r>
-              <w:rPr>
-                <w:rFonts w:ascii="Calibri" w:hAnsi="Calibri"/>
-                <w:b w:val="0"/>
-                <w:color w:val="16202C"/>
-                <w:sz w:val="18"/>
-              </w:rPr>
-              <w:t>Zacualpan (v)</w:t>
-            </w:r>
-          </w:p>
-        </w:tc>
-      </w:tr>
-      <w:tr>
-        <w:tc>
-          <w:tcPr>
-            <w:tcW w:type="dxa" w:w="1644"/>
-          </w:tcPr>
-          <w:p>
-            <w:pPr>
-              <w:spacing w:before="20" w:after="20"/>
-              <w:jc w:val="left"/>
-            </w:pPr>
-            <w:r/>
-            <w:r>
-              <w:rPr>
-                <w:rFonts w:ascii="Calibri" w:hAnsi="Calibri"/>
-                <w:b/>
-                <w:color w:val="7A1327"/>
-                <w:sz w:val="18"/>
-              </w:rPr>
-            </w:r>
-          </w:p>
-        </w:tc>
-        <w:tc>
-          <w:tcPr>
-            <w:tcW w:type="dxa" w:w="1474"/>
-          </w:tcPr>
-          <w:p>
-            <w:pPr>
-              <w:spacing w:before="20" w:after="20"/>
-              <w:jc w:val="left"/>
-            </w:pPr>
-            <w:r/>
-            <w:r>
-              <w:rPr>
-                <w:rFonts w:ascii="Calibri" w:hAnsi="Calibri"/>
-                <w:b w:val="0"/>
-                <w:color w:val="596573"/>
-                <w:sz w:val="18"/>
-              </w:rPr>
-            </w:r>
-          </w:p>
-        </w:tc>
-        <w:tc>
-          <w:tcPr>
-            <w:tcW w:type="dxa" w:w="1871"/>
-          </w:tcPr>
-          <w:p>
-            <w:pPr>
-              <w:spacing w:before="20" w:after="20"/>
-              <w:jc w:val="left"/>
-            </w:pPr>
-            <w:r/>
-            <w:r>
-              <w:rPr>
-                <w:rFonts w:ascii="Calibri" w:hAnsi="Calibri"/>
-                <w:b w:val="0"/>
-                <w:color w:val="16202C"/>
-                <w:sz w:val="18"/>
-              </w:rPr>
-              <w:t>Zumpahuacan (v)</w:t>
-            </w:r>
-          </w:p>
-        </w:tc>
-      </w:tr>
-      <w:tr>
-        <w:tc>
-          <w:tcPr>
-            <w:tcW w:type="dxa" w:w="1644"/>
-            <w:shd w:val="clear" w:fill="F2F4F7"/>
-          </w:tcPr>
-          <w:p>
-            <w:pPr>
-              <w:spacing w:before="20" w:after="20"/>
-              <w:jc w:val="left"/>
-            </w:pPr>
-            <w:r/>
-            <w:r>
-              <w:rPr>
-                <w:rFonts w:ascii="Calibri" w:hAnsi="Calibri"/>
-                <w:b/>
-                <w:color w:val="7A1327"/>
-                <w:sz w:val="18"/>
-              </w:rPr>
-              <w:t>Valle de Bravo</w:t>
-            </w:r>
-          </w:p>
-        </w:tc>
-        <w:tc>
-          <w:tcPr>
-            <w:tcW w:type="dxa" w:w="1474"/>
-            <w:shd w:val="clear" w:fill="F2F4F7"/>
-          </w:tcPr>
-          <w:p>
-            <w:pPr>
-              <w:spacing w:before="20" w:after="20"/>
-              <w:jc w:val="left"/>
-            </w:pPr>
-            <w:r/>
-            <w:r>
-              <w:rPr>
-                <w:rFonts w:ascii="Calibri" w:hAnsi="Calibri"/>
-                <w:b w:val="0"/>
-                <w:color w:val="596573"/>
-                <w:sz w:val="18"/>
-              </w:rPr>
-              <w:t>Valle de Bravo</w:t>
-            </w:r>
-          </w:p>
-        </w:tc>
-        <w:tc>
-          <w:tcPr>
-            <w:tcW w:type="dxa" w:w="1871"/>
-            <w:shd w:val="clear" w:fill="F2F4F7"/>
-          </w:tcPr>
-          <w:p>
-            <w:pPr>
-              <w:spacing w:before="20" w:after="20"/>
-              <w:jc w:val="left"/>
-            </w:pPr>
-            <w:r/>
-            <w:r>
-              <w:rPr>
-                <w:rFonts w:ascii="Calibri" w:hAnsi="Calibri"/>
-                <w:b w:val="0"/>
-                <w:color w:val="16202C"/>
-                <w:sz w:val="18"/>
-              </w:rPr>
-              <w:t>Otzoloapan</w:t>
-            </w:r>
-          </w:p>
-        </w:tc>
-      </w:tr>
-      <w:tr>
-        <w:tc>
-          <w:tcPr>
-            <w:tcW w:type="dxa" w:w="1644"/>
-          </w:tcPr>
-          <w:p>
-            <w:pPr>
-              <w:spacing w:before="20" w:after="20"/>
-              <w:jc w:val="left"/>
-            </w:pPr>
-            <w:r/>
-            <w:r>
-              <w:rPr>
-                <w:rFonts w:ascii="Calibri" w:hAnsi="Calibri"/>
-                <w:b/>
-                <w:color w:val="7A1327"/>
-                <w:sz w:val="18"/>
-              </w:rPr>
-            </w:r>
-          </w:p>
-        </w:tc>
-        <w:tc>
-          <w:tcPr>
-            <w:tcW w:type="dxa" w:w="1474"/>
-          </w:tcPr>
-          <w:p>
-            <w:pPr>
-              <w:spacing w:before="20" w:after="20"/>
-              <w:jc w:val="left"/>
-            </w:pPr>
-            <w:r/>
-            <w:r>
-              <w:rPr>
-                <w:rFonts w:ascii="Calibri" w:hAnsi="Calibri"/>
-                <w:b w:val="0"/>
-                <w:color w:val="596573"/>
-                <w:sz w:val="18"/>
-              </w:rPr>
-            </w:r>
-          </w:p>
-        </w:tc>
-        <w:tc>
-          <w:tcPr>
-            <w:tcW w:type="dxa" w:w="1871"/>
-          </w:tcPr>
-          <w:p>
-            <w:pPr>
-              <w:spacing w:before="20" w:after="20"/>
-              <w:jc w:val="left"/>
-            </w:pPr>
-            <w:r/>
-            <w:r>
-              <w:rPr>
-                <w:rFonts w:ascii="Calibri" w:hAnsi="Calibri"/>
-                <w:b w:val="0"/>
-                <w:color w:val="16202C"/>
-                <w:sz w:val="18"/>
-              </w:rPr>
-              <w:t>Valle de Bravo</w:t>
-            </w:r>
-          </w:p>
-        </w:tc>
-      </w:tr>
-      <w:tr>
-        <w:tc>
-          <w:tcPr>
-            <w:tcW w:type="dxa" w:w="1644"/>
-          </w:tcPr>
-          <w:p>
-            <w:pPr>
-              <w:spacing w:before="20" w:after="20"/>
-              <w:jc w:val="left"/>
-            </w:pPr>
-            <w:r/>
-            <w:r>
-              <w:rPr>
-                <w:rFonts w:ascii="Calibri" w:hAnsi="Calibri"/>
-                <w:b/>
-                <w:color w:val="7A1327"/>
-                <w:sz w:val="18"/>
-              </w:rPr>
-            </w:r>
-          </w:p>
-        </w:tc>
-        <w:tc>
-          <w:tcPr>
-            <w:tcW w:type="dxa" w:w="1474"/>
-          </w:tcPr>
-          <w:p>
-            <w:pPr>
-              <w:spacing w:before="20" w:after="20"/>
-              <w:jc w:val="left"/>
-            </w:pPr>
-            <w:r/>
-            <w:r>
-              <w:rPr>
-                <w:rFonts w:ascii="Calibri" w:hAnsi="Calibri"/>
-                <w:b w:val="0"/>
-                <w:color w:val="596573"/>
-                <w:sz w:val="18"/>
-              </w:rPr>
-              <w:t>Villa Victoria</w:t>
-            </w:r>
-          </w:p>
-        </w:tc>
-        <w:tc>
-          <w:tcPr>
-            <w:tcW w:type="dxa" w:w="1871"/>
-          </w:tcPr>
-          <w:p>
-            <w:pPr>
-              <w:spacing w:before="20" w:after="20"/>
-              <w:jc w:val="left"/>
-            </w:pPr>
-            <w:r/>
-            <w:r>
-              <w:rPr>
-                <w:rFonts w:ascii="Calibri" w:hAnsi="Calibri"/>
-                <w:b w:val="0"/>
-                <w:color w:val="16202C"/>
-                <w:sz w:val="18"/>
-              </w:rPr>
-              <w:t>Donato Guerra</w:t>
-            </w:r>
-          </w:p>
-        </w:tc>
-      </w:tr>
-      <w:tr>
-        <w:tc>
-          <w:tcPr>
-            <w:tcW w:type="dxa" w:w="1644"/>
-          </w:tcPr>
-          <w:p>
-            <w:pPr>
-              <w:spacing w:before="20" w:after="20"/>
-              <w:jc w:val="left"/>
-            </w:pPr>
-            <w:r/>
-            <w:r>
-              <w:rPr>
-                <w:rFonts w:ascii="Calibri" w:hAnsi="Calibri"/>
-                <w:b/>
-                <w:color w:val="7A1327"/>
-                <w:sz w:val="18"/>
-              </w:rPr>
-            </w:r>
-          </w:p>
-        </w:tc>
-        <w:tc>
-          <w:tcPr>
-            <w:tcW w:type="dxa" w:w="1474"/>
-          </w:tcPr>
-          <w:p>
-            <w:pPr>
-              <w:spacing w:before="20" w:after="20"/>
-              <w:jc w:val="left"/>
-            </w:pPr>
-            <w:r/>
-            <w:r>
-              <w:rPr>
-                <w:rFonts w:ascii="Calibri" w:hAnsi="Calibri"/>
-                <w:b w:val="0"/>
-                <w:color w:val="596573"/>
-                <w:sz w:val="18"/>
-              </w:rPr>
-            </w:r>
-          </w:p>
-        </w:tc>
-        <w:tc>
-          <w:tcPr>
-            <w:tcW w:type="dxa" w:w="1871"/>
-          </w:tcPr>
-          <w:p>
-            <w:pPr>
-              <w:spacing w:before="20" w:after="20"/>
-              <w:jc w:val="left"/>
-            </w:pPr>
-            <w:r/>
-            <w:r>
-              <w:rPr>
-                <w:rFonts w:ascii="Calibri" w:hAnsi="Calibri"/>
-                <w:b w:val="0"/>
-                <w:color w:val="16202C"/>
-                <w:sz w:val="18"/>
-              </w:rPr>
-              <w:t>El Oro</w:t>
-            </w:r>
-          </w:p>
-        </w:tc>
-      </w:tr>
-      <w:tr>
-        <w:tc>
-          <w:tcPr>
-            <w:tcW w:type="dxa" w:w="1644"/>
-          </w:tcPr>
-          <w:p>
-            <w:pPr>
-              <w:spacing w:before="20" w:after="20"/>
-              <w:jc w:val="left"/>
-            </w:pPr>
-            <w:r/>
-            <w:r>
-              <w:rPr>
-                <w:rFonts w:ascii="Calibri" w:hAnsi="Calibri"/>
-                <w:b/>
-                <w:color w:val="7A1327"/>
-                <w:sz w:val="18"/>
-              </w:rPr>
-            </w:r>
-          </w:p>
-        </w:tc>
-        <w:tc>
-          <w:tcPr>
-            <w:tcW w:type="dxa" w:w="1474"/>
-          </w:tcPr>
-          <w:p>
-            <w:pPr>
-              <w:spacing w:before="20" w:after="20"/>
-              <w:jc w:val="left"/>
-            </w:pPr>
-            <w:r/>
-            <w:r>
-              <w:rPr>
-                <w:rFonts w:ascii="Calibri" w:hAnsi="Calibri"/>
-                <w:b w:val="0"/>
-                <w:color w:val="596573"/>
-                <w:sz w:val="18"/>
-              </w:rPr>
-            </w:r>
-          </w:p>
-        </w:tc>
-        <w:tc>
-          <w:tcPr>
-            <w:tcW w:type="dxa" w:w="1871"/>
-          </w:tcPr>
-          <w:p>
-            <w:pPr>
-              <w:spacing w:before="20" w:after="20"/>
-              <w:jc w:val="left"/>
-            </w:pPr>
-            <w:r/>
-            <w:r>
-              <w:rPr>
-                <w:rFonts w:ascii="Calibri" w:hAnsi="Calibri"/>
-                <w:b w:val="0"/>
-                <w:color w:val="16202C"/>
-                <w:sz w:val="18"/>
-              </w:rPr>
-              <w:t>San Felipe del Progreso</w:t>
-            </w:r>
-          </w:p>
-        </w:tc>
-      </w:tr>
-      <w:tr>
-        <w:tc>
-          <w:tcPr>
-            <w:tcW w:type="dxa" w:w="1644"/>
-          </w:tcPr>
-          <w:p>
-            <w:pPr>
-              <w:spacing w:before="20" w:after="20"/>
-              <w:jc w:val="left"/>
-            </w:pPr>
-            <w:r/>
-            <w:r>
-              <w:rPr>
-                <w:rFonts w:ascii="Calibri" w:hAnsi="Calibri"/>
-                <w:b/>
-                <w:color w:val="7A1327"/>
-                <w:sz w:val="18"/>
-              </w:rPr>
-            </w:r>
-          </w:p>
-        </w:tc>
-        <w:tc>
-          <w:tcPr>
-            <w:tcW w:type="dxa" w:w="1474"/>
-          </w:tcPr>
-          <w:p>
-            <w:pPr>
-              <w:spacing w:before="20" w:after="20"/>
-              <w:jc w:val="left"/>
-            </w:pPr>
-            <w:r/>
-            <w:r>
-              <w:rPr>
-                <w:rFonts w:ascii="Calibri" w:hAnsi="Calibri"/>
-                <w:b w:val="0"/>
-                <w:color w:val="596573"/>
-                <w:sz w:val="18"/>
-              </w:rPr>
-            </w:r>
-          </w:p>
-        </w:tc>
-        <w:tc>
-          <w:tcPr>
-            <w:tcW w:type="dxa" w:w="1871"/>
-          </w:tcPr>
-          <w:p>
-            <w:pPr>
-              <w:spacing w:before="20" w:after="20"/>
-              <w:jc w:val="left"/>
-            </w:pPr>
-            <w:r/>
-            <w:r>
-              <w:rPr>
-                <w:rFonts w:ascii="Calibri" w:hAnsi="Calibri"/>
-                <w:b w:val="0"/>
-                <w:color w:val="16202C"/>
-                <w:sz w:val="18"/>
-              </w:rPr>
-              <w:t>San José del Rincón</w:t>
-            </w:r>
-          </w:p>
-        </w:tc>
-      </w:tr>
-      <w:tr>
-        <w:tc>
-          <w:tcPr>
-            <w:tcW w:type="dxa" w:w="1644"/>
-          </w:tcPr>
-          <w:p>
-            <w:pPr>
-              <w:spacing w:before="20" w:after="20"/>
-              <w:jc w:val="left"/>
-            </w:pPr>
-            <w:r/>
-            <w:r>
-              <w:rPr>
-                <w:rFonts w:ascii="Calibri" w:hAnsi="Calibri"/>
-                <w:b/>
-                <w:color w:val="7A1327"/>
-                <w:sz w:val="18"/>
-              </w:rPr>
-            </w:r>
-          </w:p>
-        </w:tc>
-        <w:tc>
-          <w:tcPr>
-            <w:tcW w:type="dxa" w:w="1474"/>
-          </w:tcPr>
-          <w:p>
-            <w:pPr>
-              <w:spacing w:before="20" w:after="20"/>
-              <w:jc w:val="left"/>
-            </w:pPr>
-            <w:r/>
-            <w:r>
-              <w:rPr>
-                <w:rFonts w:ascii="Calibri" w:hAnsi="Calibri"/>
-                <w:b w:val="0"/>
-                <w:color w:val="596573"/>
-                <w:sz w:val="18"/>
-              </w:rPr>
-            </w:r>
-          </w:p>
-        </w:tc>
-        <w:tc>
-          <w:tcPr>
-            <w:tcW w:type="dxa" w:w="1871"/>
-          </w:tcPr>
-          <w:p>
-            <w:pPr>
-              <w:spacing w:before="20" w:after="20"/>
-              <w:jc w:val="left"/>
-            </w:pPr>
-            <w:r/>
-            <w:r>
-              <w:rPr>
-                <w:rFonts w:ascii="Calibri" w:hAnsi="Calibri"/>
-                <w:b w:val="0"/>
-                <w:color w:val="16202C"/>
-                <w:sz w:val="18"/>
-              </w:rPr>
-              <w:t>Villa Victoria</w:t>
-            </w:r>
-          </w:p>
-        </w:tc>
-      </w:tr>
-      <w:tr>
-        <w:tc>
-          <w:tcPr>
-            <w:tcW w:type="dxa" w:w="1644"/>
-          </w:tcPr>
-          <w:p>
-            <w:pPr>
-              <w:spacing w:before="20" w:after="20"/>
-              <w:jc w:val="left"/>
-            </w:pPr>
-            <w:r/>
-            <w:r>
-              <w:rPr>
-                <w:rFonts w:ascii="Calibri" w:hAnsi="Calibri"/>
-                <w:b/>
-                <w:color w:val="7A1327"/>
-                <w:sz w:val="18"/>
-              </w:rPr>
-            </w:r>
-          </w:p>
-        </w:tc>
-        <w:tc>
-          <w:tcPr>
-            <w:tcW w:type="dxa" w:w="1474"/>
-          </w:tcPr>
-          <w:p>
-            <w:pPr>
-              <w:spacing w:before="20" w:after="20"/>
-              <w:jc w:val="left"/>
-            </w:pPr>
-            <w:r/>
-            <w:r>
-              <w:rPr>
-                <w:rFonts w:ascii="Calibri" w:hAnsi="Calibri"/>
-                <w:b w:val="0"/>
-                <w:color w:val="596573"/>
-                <w:sz w:val="18"/>
-              </w:rPr>
-              <w:t>Sin Subdirección Declarada</w:t>
-            </w:r>
-          </w:p>
-        </w:tc>
-        <w:tc>
-          <w:tcPr>
-            <w:tcW w:type="dxa" w:w="1871"/>
-          </w:tcPr>
-          <w:p>
-            <w:pPr>
-              <w:spacing w:before="20" w:after="20"/>
-              <w:jc w:val="left"/>
-            </w:pPr>
-            <w:r/>
-            <w:r>
-              <w:rPr>
-                <w:rFonts w:ascii="Calibri" w:hAnsi="Calibri"/>
-                <w:b w:val="0"/>
-                <w:color w:val="16202C"/>
-                <w:sz w:val="18"/>
-              </w:rPr>
-              <w:t>Amanalco (v)</w:t>
-            </w:r>
-          </w:p>
-        </w:tc>
-      </w:tr>
-      <w:tr>
-        <w:tc>
-          <w:tcPr>
-            <w:tcW w:type="dxa" w:w="1644"/>
-          </w:tcPr>
-          <w:p>
-            <w:pPr>
-              <w:spacing w:before="20" w:after="20"/>
-              <w:jc w:val="left"/>
-            </w:pPr>
-            <w:r/>
-            <w:r>
-              <w:rPr>
-                <w:rFonts w:ascii="Calibri" w:hAnsi="Calibri"/>
-                <w:b/>
-                <w:color w:val="7A1327"/>
-                <w:sz w:val="18"/>
-              </w:rPr>
-            </w:r>
-          </w:p>
-        </w:tc>
-        <w:tc>
-          <w:tcPr>
-            <w:tcW w:type="dxa" w:w="1474"/>
-          </w:tcPr>
-          <w:p>
-            <w:pPr>
-              <w:spacing w:before="20" w:after="20"/>
-              <w:jc w:val="left"/>
-            </w:pPr>
-            <w:r/>
-            <w:r>
-              <w:rPr>
-                <w:rFonts w:ascii="Calibri" w:hAnsi="Calibri"/>
-                <w:b w:val="0"/>
-                <w:color w:val="596573"/>
-                <w:sz w:val="18"/>
-              </w:rPr>
             </w:r>
           </w:p>
         </w:tc>
